--- a/docs/crp/passes/pre-crp-v4-src/Olera_Pre_CRP_RD_Commercialization_and_Execution_Plan.docx
+++ b/docs/crp/passes/pre-crp-v4-src/Olera_Pre_CRP_RD_Commercialization_and_Execution_Plan.docx
@@ -2696,6 +2696,127 @@
                 <w:color w:val="14453F"/>
                 <w:sz w:val="18"/>
               </w:rPr>
+              <w:t>Platform coupling</w:t>
+            </w:r>
+          </w:p>
+        </w:tc>
+        <w:tc>
+          <w:tcPr>
+            <w:tcW w:type="dxa" w:w="2052"/>
+            <w:tcBorders>
+              <w:bottom w:val="single" w:sz="2" w:space="0" w:color="B9C4BD"/>
+            </w:tcBorders>
+          </w:tcPr>
+          <w:p>
+            <w:pPr>
+              <w:spacing w:before="56" w:after="56" w:lineRule="exact" w:line="209"/>
+              <w:jc w:val="left"/>
+            </w:pPr>
+            <w:r/>
+            <w:r>
+              <w:rPr>
+                <w:b w:val="0"/>
+                <w:i w:val="0"/>
+                <w:sz w:val="18"/>
+              </w:rPr>
+              <w:t>The strongest objection is that the provider products could be sold without the navigation platform, making the free marketplace look like a mission expense rather than the engine of provider value.</w:t>
+            </w:r>
+          </w:p>
+        </w:tc>
+        <w:tc>
+          <w:tcPr>
+            <w:tcW w:type="dxa" w:w="2484"/>
+            <w:tcBorders>
+              <w:bottom w:val="single" w:sz="2" w:space="0" w:color="B9C4BD"/>
+            </w:tcBorders>
+          </w:tcPr>
+          <w:p>
+            <w:pPr>
+              <w:spacing w:before="56" w:after="56" w:lineRule="exact" w:line="209"/>
+              <w:jc w:val="left"/>
+            </w:pPr>
+            <w:r/>
+            <w:r>
+              <w:rPr>
+                <w:b w:val="0"/>
+                <w:i w:val="0"/>
+                <w:sz w:val="18"/>
+              </w:rPr>
+              <w:t>Provider acquisition instrumented from Week 2: the share of paying providers reached through claimed listings or family demand, and their stated reasons for buying.</w:t>
+            </w:r>
+          </w:p>
+        </w:tc>
+        <w:tc>
+          <w:tcPr>
+            <w:tcW w:type="dxa" w:w="1944"/>
+            <w:tcBorders>
+              <w:bottom w:val="single" w:sz="2" w:space="0" w:color="B9C4BD"/>
+            </w:tcBorders>
+          </w:tcPr>
+          <w:p>
+            <w:pPr>
+              <w:spacing w:before="56" w:after="56" w:lineRule="exact" w:line="209"/>
+              <w:jc w:val="left"/>
+            </w:pPr>
+            <w:r/>
+            <w:r>
+              <w:rPr>
+                <w:b w:val="0"/>
+                <w:i w:val="0"/>
+                <w:sz w:val="18"/>
+              </w:rPr>
+              <w:t>A measured difference in conversion or retention between providers exposed to family demand and those not.</w:t>
+            </w:r>
+          </w:p>
+        </w:tc>
+        <w:tc>
+          <w:tcPr>
+            <w:tcW w:type="dxa" w:w="2700"/>
+            <w:tcBorders>
+              <w:bottom w:val="single" w:sz="2" w:space="0" w:color="B9C4BD"/>
+            </w:tcBorders>
+          </w:tcPr>
+          <w:p>
+            <w:pPr>
+              <w:spacing w:before="56" w:after="56" w:lineRule="exact" w:line="209"/>
+              <w:jc w:val="left"/>
+            </w:pPr>
+            <w:r/>
+            <w:r>
+              <w:rPr>
+                <w:b w:val="0"/>
+                <w:i w:val="0"/>
+                <w:sz w:val="18"/>
+              </w:rPr>
+              <w:t>Provider revenue is generated by the free navigation layer rather than alongside it, and Olera has measured the link.</w:t>
+            </w:r>
+          </w:p>
+        </w:tc>
+      </w:tr>
+      <w:tr>
+        <w:trPr>
+          <w:cantSplit w:val="true"/>
+        </w:trPr>
+        <w:tc>
+          <w:tcPr>
+            <w:tcW w:type="dxa" w:w="1620"/>
+            <w:tcBorders>
+              <w:bottom w:val="single" w:sz="2" w:space="0" w:color="B9C4BD"/>
+            </w:tcBorders>
+          </w:tcPr>
+          <w:p>
+            <w:pPr>
+              <w:spacing w:before="56" w:after="56" w:lineRule="exact" w:line="209"/>
+              <w:jc w:val="left"/>
+            </w:pPr>
+            <w:r/>
+            <w:r>
+              <w:rPr>
+                <w:b/>
+                <w:i w:val="0"/>
+                <w:color w:val="14453F"/>
+                <w:sz w:val="18"/>
+              </w:rPr>
               <w:t>CareNavigator product</w:t>
             </w:r>
           </w:p>
@@ -2840,7 +2961,7 @@
                 <w:i w:val="0"/>
                 <w:sz w:val="18"/>
               </w:rPr>
-              <w:t>Reduces technical and feasibility uncertainty.</w:t>
+              <w:t>Reduces technical and feasibility uncertainty, and is the only pre-CRP chance to observe the endpoint the CRP is built on.</w:t>
             </w:r>
           </w:p>
         </w:tc>
@@ -2863,7 +2984,7 @@
                 <w:i w:val="0"/>
                 <w:sz w:val="18"/>
               </w:rPr>
-              <w:t>~n=200 study complete or substantially complete with interpretable usability/feasibility evidence.</w:t>
+              <w:t>~n=200 study complete or substantially complete with interpretable usability/feasibility evidence, and a count of episodes reaching verified established care.</w:t>
             </w:r>
           </w:p>
         </w:tc>
@@ -2886,7 +3007,7 @@
                 <w:i w:val="0"/>
                 <w:sz w:val="18"/>
               </w:rPr>
-              <w:t>Strong usability plus preliminary care-establishment signals.</w:t>
+              <w:t>Care-establishment rate and time to establishment across enough episodes to be worth reporting.</w:t>
             </w:r>
           </w:p>
         </w:tc>
@@ -2909,7 +3030,7 @@
                 <w:i w:val="0"/>
                 <w:sz w:val="18"/>
               </w:rPr>
-              <w:t>Phase IIB provides direct feasibility and usability evidence supporting CRP advancement.</w:t>
+              <w:t>Phase IIB provides direct feasibility and usability evidence and a first observed measure of care establishment, supporting CRP advancement.</w:t>
             </w:r>
           </w:p>
         </w:tc>
@@ -2961,7 +3082,7 @@
                 <w:i w:val="0"/>
                 <w:sz w:val="18"/>
               </w:rPr>
-              <w:t>Determines whether the commercialization thesis and CRP evidence plan are real.</w:t>
+              <w:t>Interviews are market research. Only a written, conditional commitment is market pull, and it is what the third Statement of Need question turns on.</w:t>
             </w:r>
           </w:p>
         </w:tc>
@@ -2984,7 +3105,7 @@
                 <w:i w:val="0"/>
                 <w:sz w:val="18"/>
               </w:rPr>
-              <w:t>Convergent interviews defining value, endpoints, POC design, and willingness to engage.</w:t>
+              <w:t>At least one written, milestone-conditional letter from a risk-bearing organization naming the population, the endpoint, the POC size, and the budget it would come from, with convergent interviews behind it.</w:t>
             </w:r>
           </w:p>
         </w:tc>
@@ -3007,7 +3128,7 @@
                 <w:i w:val="0"/>
                 <w:sz w:val="18"/>
               </w:rPr>
-              <w:t>Letters/LOIs supporting a post-CRP POC if milestones are met.</w:t>
+              <w:t>More than one such letter, or one that names a price.</w:t>
             </w:r>
           </w:p>
         </w:tc>
@@ -3030,7 +3151,7 @@
                 <w:i w:val="0"/>
                 <w:sz w:val="18"/>
               </w:rPr>
-              <w:t>Institutional-buyer discovery directly informed the CRP evidence plan and post-CRP handoff.</w:t>
+              <w:t>A risk-bearing buyer has stated in writing what it would take to purchase, and under what conditions it would fund a proof of concept.</w:t>
             </w:r>
           </w:p>
         </w:tc>
@@ -3059,7 +3180,7 @@
                 <w:color w:val="14453F"/>
                 <w:sz w:val="18"/>
               </w:rPr>
-              <w:t>Private investors</w:t>
+              <w:t>Independent financing</w:t>
             </w:r>
           </w:p>
         </w:tc>
@@ -3082,7 +3203,7 @@
                 <w:i w:val="0"/>
                 <w:sz w:val="18"/>
               </w:rPr>
-              <w:t>CRP requires a credible path to independent financing.</w:t>
+              <w:t>The Fundraising criterion asks whether Olera can secure independent third-party funds equal to or exceeding the NIH request, currently about $4 million. Investor engagement alone does not meet that test.</w:t>
             </w:r>
           </w:p>
         </w:tc>
@@ -3105,7 +3226,7 @@
                 <w:i w:val="0"/>
                 <w:sz w:val="18"/>
               </w:rPr>
-              <w:t>Investors diligence the thesis; supportive relationships and financing plan.</w:t>
+              <w:t>Documented third-party interest at or above $4 million, in the forms the NOFO accepts: letters of commitment, letters of intent, or evidence of negotiations.</w:t>
             </w:r>
           </w:p>
         </w:tc>
@@ -3128,7 +3249,7 @@
                 <w:i w:val="0"/>
                 <w:sz w:val="18"/>
               </w:rPr>
-              <w:t>Formal support and credible post-CRP financing interest.</w:t>
+              <w:t>A term sheet or signed conditional commitment contingent on CRP milestones.</w:t>
             </w:r>
           </w:p>
         </w:tc>
@@ -3151,7 +3272,7 @@
                 <w:i w:val="0"/>
                 <w:sz w:val="18"/>
               </w:rPr>
-              <w:t>Independent investors have evaluated the opportunity and support the commercialization path.</w:t>
+              <w:t>Independent investors have engaged in writing against the full post-CRP requirement, conditional on CRP milestones.</w:t>
             </w:r>
           </w:p>
         </w:tc>
@@ -3509,7 +3630,7 @@
                 <w:i w:val="0"/>
                 <w:sz w:val="18"/>
               </w:rPr>
-              <w:t>Package the offers</w:t>
+              <w:t>Package the offers; instrument the coupling</w:t>
             </w:r>
           </w:p>
         </w:tc>
@@ -3532,7 +3653,7 @@
                 <w:i w:val="0"/>
                 <w:sz w:val="18"/>
               </w:rPr>
-              <w:t>Finalize Client Growth and Staffing offers, pricing, terms, delivery workflow, and target agency list; define what will be measured.</w:t>
+              <w:t>Finalize Client Growth and Staffing offers, pricing, terms, delivery workflow, and target agency list; define what will be measured; instrument provider acquisition so every paying provider records how it reached Olera.</w:t>
             </w:r>
           </w:p>
         </w:tc>
@@ -3630,7 +3751,7 @@
                 <w:i w:val="0"/>
                 <w:sz w:val="18"/>
               </w:rPr>
-              <w:t>Launch concentrated provider outreach; finish institutional-buyer hypothesis/interview guide; book first MA/ACO conversations.</w:t>
+              <w:t>Launch concentrated provider outreach; finish institutional-buyer hypothesis/interview guide; book first MA/ACO conversations; draft the letter of intent buyers will eventually be asked to sign.</w:t>
             </w:r>
           </w:p>
         </w:tc>
@@ -3728,7 +3849,7 @@
                 <w:i w:val="0"/>
                 <w:sz w:val="18"/>
               </w:rPr>
-              <w:t>Freeze first-generation CareNavigator requirements and V&amp;V plan; continue sales; conduct first buyer interviews.</w:t>
+              <w:t>Freeze first-generation CareNavigator requirements and V&amp;V plan; add care-establishment verification to the study instrumentation so episodes reaching established care can be counted; continue sales; conduct first buyer interviews.</w:t>
             </w:r>
           </w:p>
         </w:tc>
@@ -3826,7 +3947,7 @@
                 <w:i w:val="0"/>
                 <w:sz w:val="18"/>
               </w:rPr>
-              <w:t>Close first paying provider(s); continue buyer interviews; review Month 1 against scorecard.</w:t>
+              <w:t>Close first paying provider(s) and record the acquisition source of each; continue buyer interviews; review Month 1 against scorecard.</w:t>
             </w:r>
           </w:p>
         </w:tc>
@@ -3901,7 +4022,7 @@
                 <w:i w:val="0"/>
                 <w:sz w:val="18"/>
               </w:rPr>
-              <w:t>Make delivery repeatable</w:t>
+              <w:t>Make delivery repeatable; open the financing conversation</w:t>
             </w:r>
           </w:p>
         </w:tc>
@@ -3924,7 +4045,7 @@
                 <w:i w:val="0"/>
                 <w:sz w:val="18"/>
               </w:rPr>
-              <w:t>Standardize delivery from first customers; continue buyer discovery; complete study-ready CareNavigator workflows.</w:t>
+              <w:t>Standardize delivery from first customers; continue buyer discovery; complete study-ready CareNavigator workflows; open investor conversations against the $4 million post-CRP requirement.</w:t>
             </w:r>
           </w:p>
         </w:tc>
@@ -4022,7 +4143,7 @@
                 <w:i w:val="0"/>
                 <w:sz w:val="18"/>
               </w:rPr>
-              <w:t>Convert next provider cohort; pursue first repeat purchase/retention evidence; begin/continue family V&amp;V study.</w:t>
+              <w:t>Convert next provider cohort; pursue first repeat purchase/retention evidence; begin/continue family V&amp;V study; ask each buyer what would have to be true for them to put something in writing.</w:t>
             </w:r>
           </w:p>
         </w:tc>
@@ -4120,7 +4241,7 @@
                 <w:i w:val="0"/>
                 <w:sz w:val="18"/>
               </w:rPr>
-              <w:t>Synthesize buyer interviews; identify convergent endpoints, data requirements, and POC expectations; revise CRP architecture accordingly.</w:t>
+              <w:t>Synthesize buyer interviews; identify convergent endpoints, data requirements, and POC expectations; revise CRP architecture accordingly; put the first letter of intent in front of the most engaged buyer.</w:t>
             </w:r>
           </w:p>
         </w:tc>
@@ -4218,7 +4339,7 @@
                 <w:i w:val="0"/>
                 <w:sz w:val="18"/>
               </w:rPr>
-              <w:t>Review traction, CareNavigator development, study progress, and buyer discovery against target/stretch scorecard; correct gaps.</w:t>
+              <w:t>Review traction, CareNavigator development, study progress, buyer discovery, and financing against target/stretch scorecard; decide whether the letter and financing rows are on track or need a different approach.</w:t>
             </w:r>
           </w:p>
         </w:tc>
@@ -4316,7 +4437,7 @@
                 <w:i w:val="0"/>
                 <w:sz w:val="18"/>
               </w:rPr>
-              <w:t>Meet targeted investors/buyers; test thesis; capture objections and required evidence; continue sales and V&amp;V.</w:t>
+              <w:t>Meet targeted investors/buyers; test thesis; capture objections and required evidence; ask for written milestone-conditional interest rather than endorsement; continue sales and V&amp;V.</w:t>
             </w:r>
           </w:p>
         </w:tc>
@@ -4414,7 +4535,7 @@
                 <w:i w:val="0"/>
                 <w:sz w:val="18"/>
               </w:rPr>
-              <w:t>Follow up rapidly; seek concrete next steps, diligence, and conditional post-CRP POC interest where warranted.</w:t>
+              <w:t>Follow up within five days; move buyers toward a signed letter of intent; move investors toward documented interest at or above $4 million; record what each declined and why.</w:t>
             </w:r>
           </w:p>
         </w:tc>
@@ -4512,7 +4633,7 @@
                 <w:i w:val="0"/>
                 <w:sz w:val="18"/>
               </w:rPr>
-              <w:t>Draft Research Strategy and Commercialization Plan from the now-better-supported thesis; identify remaining evidence gaps.</w:t>
+              <w:t>Draft Research Strategy and Commercialization Plan from the now-better-supported thesis; state the proportionality answer explicitly, why $4 million against the modeled run rate; identify remaining evidence gaps.</w:t>
             </w:r>
           </w:p>
         </w:tc>
@@ -4708,7 +4829,7 @@
                 <w:i w:val="0"/>
                 <w:sz w:val="18"/>
               </w:rPr>
-              <w:t>Show retention/repeat purchase; consolidate CareNavigator V&amp;V data; update economics and buyer evidence.</w:t>
+              <w:t>Show retention/repeat purchase; consolidate CareNavigator V&amp;V data and the care-establishment count; report the coupling measurement; update economics and buyer evidence.</w:t>
             </w:r>
           </w:p>
         </w:tc>
@@ -4806,7 +4927,7 @@
                 <w:i w:val="0"/>
                 <w:sz w:val="18"/>
               </w:rPr>
-              <w:t>Freeze core traction and study numbers; finalize buyer-informed CRP design; identify final letters/support.</w:t>
+              <w:t>Freeze core traction and study numbers; finalize buyer-informed CRP design; close the outstanding letters of intent and financing letters.</w:t>
             </w:r>
           </w:p>
         </w:tc>
@@ -4904,7 +5025,7 @@
                 <w:i w:val="0"/>
                 <w:sz w:val="18"/>
               </w:rPr>
-              <w:t>Complete substantive sections and internal review; assemble letters and supporting materials; finalize scorecard.</w:t>
+              <w:t>Complete substantive sections and internal review; assemble letters and supporting materials; finalize scorecard and report honestly which rows were retired and which were not.</w:t>
             </w:r>
           </w:p>
         </w:tc>
@@ -5126,6 +5247,69 @@
           <w:sz w:val="18"/>
         </w:rPr>
         <w:t xml:space="preserve"> The eighteen weeks to submission. One job per week, with the tasks under it.</w:t>
+      </w:r>
+    </w:p>
+    <w:p>
+      <w:pPr>
+        <w:keepNext/>
+        <w:spacing w:before="0" w:after="120"/>
+        <w:jc w:val="center"/>
+      </w:pPr>
+      <w:r>
+        <w:drawing>
+          <wp:inline xmlns:a="http://schemas.openxmlformats.org/drawingml/2006/main" xmlns:pic="http://schemas.openxmlformats.org/drawingml/2006/picture">
+            <wp:extent cx="6675120" cy="3121349"/>
+            <wp:docPr id="2" name="Picture 2"/>
+            <wp:cNvGraphicFramePr>
+              <a:graphicFrameLocks noChangeAspect="1"/>
+            </wp:cNvGraphicFramePr>
+            <a:graphic>
+              <a:graphicData uri="http://schemas.openxmlformats.org/drawingml/2006/picture">
+                <pic:pic>
+                  <pic:nvPicPr>
+                    <pic:cNvPr id="0" name="fig2.png"/>
+                    <pic:cNvPicPr/>
+                  </pic:nvPicPr>
+                  <pic:blipFill>
+                    <a:blip r:embed="rId10"/>
+                    <a:stretch>
+                      <a:fillRect/>
+                    </a:stretch>
+                  </pic:blipFill>
+                  <pic:spPr>
+                    <a:xfrm>
+                      <a:off x="0" y="0"/>
+                      <a:ext cx="6675120" cy="3121349"/>
+                    </a:xfrm>
+                    <a:prstGeom prst="rect"/>
+                  </pic:spPr>
+                </pic:pic>
+              </a:graphicData>
+            </a:graphic>
+          </wp:inline>
+        </w:drawing>
+      </w:r>
+    </w:p>
+    <w:p>
+      <w:pPr>
+        <w:spacing w:after="20" w:lineRule="exact" w:line="209"/>
+        <w:jc w:val="left"/>
+      </w:pPr>
+      <w:r>
+        <w:rPr>
+          <w:b/>
+          <w:i w:val="0"/>
+          <w:sz w:val="18"/>
+        </w:rPr>
+        <w:t>Figure 2.</w:t>
+      </w:r>
+      <w:r>
+        <w:rPr>
+          <w:b w:val="0"/>
+          <w:i w:val="0"/>
+          <w:sz w:val="18"/>
+        </w:rPr>
+        <w:t xml:space="preserve"> The same eighteen weeks as a schedule, so the overlaps are visible. Selling, the CareNavigator build, and buyer discovery all run through the autumn; the letter of intent and the financing test start once there is something to show and have to close before the evidence freezes in Week 15.</w:t>
       </w:r>
     </w:p>
     <w:p>

--- a/docs/crp/passes/pre-crp-v4-src/Olera_Pre_CRP_RD_Commercialization_and_Execution_Plan.docx
+++ b/docs/crp/passes/pre-crp-v4-src/Olera_Pre_CRP_RD_Commercialization_and_Execution_Plan.docx
@@ -2696,127 +2696,6 @@
                 <w:color w:val="14453F"/>
                 <w:sz w:val="18"/>
               </w:rPr>
-              <w:t>Platform coupling</w:t>
-            </w:r>
-          </w:p>
-        </w:tc>
-        <w:tc>
-          <w:tcPr>
-            <w:tcW w:type="dxa" w:w="2052"/>
-            <w:tcBorders>
-              <w:bottom w:val="single" w:sz="2" w:space="0" w:color="B9C4BD"/>
-            </w:tcBorders>
-          </w:tcPr>
-          <w:p>
-            <w:pPr>
-              <w:spacing w:before="56" w:after="56" w:lineRule="exact" w:line="209"/>
-              <w:jc w:val="left"/>
-            </w:pPr>
-            <w:r/>
-            <w:r>
-              <w:rPr>
-                <w:b w:val="0"/>
-                <w:i w:val="0"/>
-                <w:sz w:val="18"/>
-              </w:rPr>
-              <w:t>The strongest objection is that the provider products could be sold without the navigation platform, making the free marketplace look like a mission expense rather than the engine of provider value.</w:t>
-            </w:r>
-          </w:p>
-        </w:tc>
-        <w:tc>
-          <w:tcPr>
-            <w:tcW w:type="dxa" w:w="2484"/>
-            <w:tcBorders>
-              <w:bottom w:val="single" w:sz="2" w:space="0" w:color="B9C4BD"/>
-            </w:tcBorders>
-          </w:tcPr>
-          <w:p>
-            <w:pPr>
-              <w:spacing w:before="56" w:after="56" w:lineRule="exact" w:line="209"/>
-              <w:jc w:val="left"/>
-            </w:pPr>
-            <w:r/>
-            <w:r>
-              <w:rPr>
-                <w:b w:val="0"/>
-                <w:i w:val="0"/>
-                <w:sz w:val="18"/>
-              </w:rPr>
-              <w:t>Provider acquisition instrumented from Week 2: the share of paying providers reached through claimed listings or family demand, and their stated reasons for buying.</w:t>
-            </w:r>
-          </w:p>
-        </w:tc>
-        <w:tc>
-          <w:tcPr>
-            <w:tcW w:type="dxa" w:w="1944"/>
-            <w:tcBorders>
-              <w:bottom w:val="single" w:sz="2" w:space="0" w:color="B9C4BD"/>
-            </w:tcBorders>
-          </w:tcPr>
-          <w:p>
-            <w:pPr>
-              <w:spacing w:before="56" w:after="56" w:lineRule="exact" w:line="209"/>
-              <w:jc w:val="left"/>
-            </w:pPr>
-            <w:r/>
-            <w:r>
-              <w:rPr>
-                <w:b w:val="0"/>
-                <w:i w:val="0"/>
-                <w:sz w:val="18"/>
-              </w:rPr>
-              <w:t>A measured difference in conversion or retention between providers exposed to family demand and those not.</w:t>
-            </w:r>
-          </w:p>
-        </w:tc>
-        <w:tc>
-          <w:tcPr>
-            <w:tcW w:type="dxa" w:w="2700"/>
-            <w:tcBorders>
-              <w:bottom w:val="single" w:sz="2" w:space="0" w:color="B9C4BD"/>
-            </w:tcBorders>
-          </w:tcPr>
-          <w:p>
-            <w:pPr>
-              <w:spacing w:before="56" w:after="56" w:lineRule="exact" w:line="209"/>
-              <w:jc w:val="left"/>
-            </w:pPr>
-            <w:r/>
-            <w:r>
-              <w:rPr>
-                <w:b w:val="0"/>
-                <w:i w:val="0"/>
-                <w:sz w:val="18"/>
-              </w:rPr>
-              <w:t>Provider revenue is generated by the free navigation layer rather than alongside it, and Olera has measured the link.</w:t>
-            </w:r>
-          </w:p>
-        </w:tc>
-      </w:tr>
-      <w:tr>
-        <w:trPr>
-          <w:cantSplit w:val="true"/>
-        </w:trPr>
-        <w:tc>
-          <w:tcPr>
-            <w:tcW w:type="dxa" w:w="1620"/>
-            <w:tcBorders>
-              <w:bottom w:val="single" w:sz="2" w:space="0" w:color="B9C4BD"/>
-            </w:tcBorders>
-          </w:tcPr>
-          <w:p>
-            <w:pPr>
-              <w:spacing w:before="56" w:after="56" w:lineRule="exact" w:line="209"/>
-              <w:jc w:val="left"/>
-            </w:pPr>
-            <w:r/>
-            <w:r>
-              <w:rPr>
-                <w:b/>
-                <w:i w:val="0"/>
-                <w:color w:val="14453F"/>
-                <w:sz w:val="18"/>
-              </w:rPr>
               <w:t>CareNavigator product</w:t>
             </w:r>
           </w:p>
@@ -3630,7 +3509,7 @@
                 <w:i w:val="0"/>
                 <w:sz w:val="18"/>
               </w:rPr>
-              <w:t>Package the offers; instrument the coupling</w:t>
+              <w:t>Package the offers</w:t>
             </w:r>
           </w:p>
         </w:tc>
@@ -4829,7 +4708,7 @@
                 <w:i w:val="0"/>
                 <w:sz w:val="18"/>
               </w:rPr>
-              <w:t>Show retention/repeat purchase; consolidate CareNavigator V&amp;V data and the care-establishment count; report the coupling measurement; update economics and buyer evidence.</w:t>
+              <w:t>Show retention/repeat purchase; consolidate CareNavigator V&amp;V data and the care-establishment count; update economics and buyer evidence.</w:t>
             </w:r>
           </w:p>
         </w:tc>
@@ -5258,7 +5137,7 @@
       <w:r>
         <w:drawing>
           <wp:inline xmlns:a="http://schemas.openxmlformats.org/drawingml/2006/main" xmlns:pic="http://schemas.openxmlformats.org/drawingml/2006/picture">
-            <wp:extent cx="6675120" cy="3121349"/>
+            <wp:extent cx="6675120" cy="2308276"/>
             <wp:docPr id="2" name="Picture 2"/>
             <wp:cNvGraphicFramePr>
               <a:graphicFrameLocks noChangeAspect="1"/>
@@ -5279,7 +5158,7 @@
                   <pic:spPr>
                     <a:xfrm>
                       <a:off x="0" y="0"/>
-                      <a:ext cx="6675120" cy="3121349"/>
+                      <a:ext cx="6675120" cy="2308276"/>
                     </a:xfrm>
                     <a:prstGeom prst="rect"/>
                   </pic:spPr>
@@ -5309,7 +5188,7 @@
           <w:i w:val="0"/>
           <w:sz w:val="18"/>
         </w:rPr>
-        <w:t xml:space="preserve"> The same eighteen weeks as a schedule, so the overlaps are visible. Selling, the CareNavigator build, and buyer discovery all run through the autumn; the letter of intent and the financing test start once there is something to show and have to close before the evidence freezes in Week 15.</w:t>
+        <w:t xml:space="preserve"> The same eighteen weeks as a schedule, so the overlaps are visible. The letter of intent and the financing test start once there is something to show, and both have to close before the evidence freezes in Week 15.</w:t>
       </w:r>
     </w:p>
     <w:p>

--- a/docs/crp/passes/pre-crp-v4-src/Olera_Pre_CRP_RD_Commercialization_and_Execution_Plan.docx
+++ b/docs/crp/passes/pre-crp-v4-src/Olera_Pre_CRP_RD_Commercialization_and_Execution_Plan.docx
@@ -3424,17 +3424,91 @@
           </w:tcPr>
           <w:p>
             <w:pPr>
-              <w:spacing w:before="56" w:after="56" w:lineRule="exact" w:line="209"/>
+              <w:spacing w:before="56" w:after="30" w:lineRule="exact" w:line="209"/>
+              <w:ind w:left="140" w:hanging="140"/>
               <w:jc w:val="left"/>
             </w:pPr>
             <w:r/>
+            <w:r>
+              <w:rPr>
+                <w:color w:val="14453F"/>
+                <w:sz w:val="18"/>
+              </w:rPr>
+              <w:t xml:space="preserve">• </w:t>
+            </w:r>
             <w:r>
               <w:rPr>
                 <w:b w:val="0"/>
                 <w:i w:val="0"/>
                 <w:sz w:val="18"/>
               </w:rPr>
-              <w:t>Lock target/stretch goals; choose beachhead emphasis; record baseline provider, product, buyer, and CareNavigator metrics; stand up weekly dashboard.</w:t>
+              <w:t>Lock target/stretch goals</w:t>
+            </w:r>
+          </w:p>
+          <w:p>
+            <w:pPr>
+              <w:spacing w:before="0" w:after="30" w:lineRule="exact" w:line="209"/>
+              <w:ind w:left="140" w:hanging="140"/>
+              <w:jc w:val="left"/>
+            </w:pPr>
+            <w:r>
+              <w:rPr>
+                <w:color w:val="14453F"/>
+                <w:sz w:val="18"/>
+              </w:rPr>
+              <w:t xml:space="preserve">• </w:t>
+            </w:r>
+            <w:r>
+              <w:rPr>
+                <w:b w:val="0"/>
+                <w:i w:val="0"/>
+                <w:sz w:val="18"/>
+              </w:rPr>
+              <w:t>Choose beachhead emphasis</w:t>
+            </w:r>
+          </w:p>
+          <w:p>
+            <w:pPr>
+              <w:spacing w:before="0" w:after="30" w:lineRule="exact" w:line="209"/>
+              <w:ind w:left="140" w:hanging="140"/>
+              <w:jc w:val="left"/>
+            </w:pPr>
+            <w:r>
+              <w:rPr>
+                <w:color w:val="14453F"/>
+                <w:sz w:val="18"/>
+              </w:rPr>
+              <w:t xml:space="preserve">• </w:t>
+            </w:r>
+            <w:r>
+              <w:rPr>
+                <w:b w:val="0"/>
+                <w:i w:val="0"/>
+                <w:sz w:val="18"/>
+              </w:rPr>
+              <w:t>Record baseline provider, product, buyer, and CareNavigator metrics</w:t>
+            </w:r>
+          </w:p>
+          <w:p>
+            <w:pPr>
+              <w:spacing w:before="0" w:after="30" w:lineRule="exact" w:line="209"/>
+              <w:ind w:left="140" w:hanging="140"/>
+              <w:jc w:val="left"/>
+            </w:pPr>
+            <w:r>
+              <w:rPr>
+                <w:color w:val="14453F"/>
+                <w:sz w:val="18"/>
+              </w:rPr>
+              <w:t xml:space="preserve">• </w:t>
+            </w:r>
+            <w:r>
+              <w:rPr>
+                <w:b w:val="0"/>
+                <w:i w:val="0"/>
+                <w:sz w:val="18"/>
+              </w:rPr>
+              <w:t>Stand up weekly dashboard</w:t>
             </w:r>
           </w:p>
         </w:tc>
@@ -3522,17 +3596,69 @@
           </w:tcPr>
           <w:p>
             <w:pPr>
-              <w:spacing w:before="56" w:after="56" w:lineRule="exact" w:line="209"/>
+              <w:spacing w:before="56" w:after="30" w:lineRule="exact" w:line="209"/>
+              <w:ind w:left="140" w:hanging="140"/>
               <w:jc w:val="left"/>
             </w:pPr>
             <w:r/>
+            <w:r>
+              <w:rPr>
+                <w:color w:val="14453F"/>
+                <w:sz w:val="18"/>
+              </w:rPr>
+              <w:t xml:space="preserve">• </w:t>
+            </w:r>
             <w:r>
               <w:rPr>
                 <w:b w:val="0"/>
                 <w:i w:val="0"/>
                 <w:sz w:val="18"/>
               </w:rPr>
-              <w:t>Finalize Client Growth and Staffing offers, pricing, terms, delivery workflow, and target agency list; define what will be measured; instrument provider acquisition so every paying provider records how it reached Olera.</w:t>
+              <w:t>Finalize Client Growth and Staffing offers, pricing, terms, delivery workflow, and target agency list</w:t>
+            </w:r>
+          </w:p>
+          <w:p>
+            <w:pPr>
+              <w:spacing w:before="0" w:after="30" w:lineRule="exact" w:line="209"/>
+              <w:ind w:left="140" w:hanging="140"/>
+              <w:jc w:val="left"/>
+            </w:pPr>
+            <w:r>
+              <w:rPr>
+                <w:color w:val="14453F"/>
+                <w:sz w:val="18"/>
+              </w:rPr>
+              <w:t xml:space="preserve">• </w:t>
+            </w:r>
+            <w:r>
+              <w:rPr>
+                <w:b w:val="0"/>
+                <w:i w:val="0"/>
+                <w:sz w:val="18"/>
+              </w:rPr>
+              <w:t>Define what will be measured</w:t>
+            </w:r>
+          </w:p>
+          <w:p>
+            <w:pPr>
+              <w:spacing w:before="0" w:after="30" w:lineRule="exact" w:line="209"/>
+              <w:ind w:left="140" w:hanging="140"/>
+              <w:jc w:val="left"/>
+            </w:pPr>
+            <w:r>
+              <w:rPr>
+                <w:color w:val="14453F"/>
+                <w:sz w:val="18"/>
+              </w:rPr>
+              <w:t xml:space="preserve">• </w:t>
+            </w:r>
+            <w:r>
+              <w:rPr>
+                <w:b w:val="0"/>
+                <w:i w:val="0"/>
+                <w:sz w:val="18"/>
+              </w:rPr>
+              <w:t>Instrument provider acquisition so every paying provider records how it reached Olera</w:t>
             </w:r>
           </w:p>
         </w:tc>
@@ -3620,17 +3746,91 @@
           </w:tcPr>
           <w:p>
             <w:pPr>
-              <w:spacing w:before="56" w:after="56" w:lineRule="exact" w:line="209"/>
+              <w:spacing w:before="56" w:after="30" w:lineRule="exact" w:line="209"/>
+              <w:ind w:left="140" w:hanging="140"/>
               <w:jc w:val="left"/>
             </w:pPr>
             <w:r/>
+            <w:r>
+              <w:rPr>
+                <w:color w:val="14453F"/>
+                <w:sz w:val="18"/>
+              </w:rPr>
+              <w:t xml:space="preserve">• </w:t>
+            </w:r>
             <w:r>
               <w:rPr>
                 <w:b w:val="0"/>
                 <w:i w:val="0"/>
                 <w:sz w:val="18"/>
               </w:rPr>
-              <w:t>Launch concentrated provider outreach; finish institutional-buyer hypothesis/interview guide; book first MA/ACO conversations; draft the letter of intent buyers will eventually be asked to sign.</w:t>
+              <w:t>Launch concentrated provider outreach</w:t>
+            </w:r>
+          </w:p>
+          <w:p>
+            <w:pPr>
+              <w:spacing w:before="0" w:after="30" w:lineRule="exact" w:line="209"/>
+              <w:ind w:left="140" w:hanging="140"/>
+              <w:jc w:val="left"/>
+            </w:pPr>
+            <w:r>
+              <w:rPr>
+                <w:color w:val="14453F"/>
+                <w:sz w:val="18"/>
+              </w:rPr>
+              <w:t xml:space="preserve">• </w:t>
+            </w:r>
+            <w:r>
+              <w:rPr>
+                <w:b w:val="0"/>
+                <w:i w:val="0"/>
+                <w:sz w:val="18"/>
+              </w:rPr>
+              <w:t>Finish institutional-buyer hypothesis/interview guide</w:t>
+            </w:r>
+          </w:p>
+          <w:p>
+            <w:pPr>
+              <w:spacing w:before="0" w:after="30" w:lineRule="exact" w:line="209"/>
+              <w:ind w:left="140" w:hanging="140"/>
+              <w:jc w:val="left"/>
+            </w:pPr>
+            <w:r>
+              <w:rPr>
+                <w:color w:val="14453F"/>
+                <w:sz w:val="18"/>
+              </w:rPr>
+              <w:t xml:space="preserve">• </w:t>
+            </w:r>
+            <w:r>
+              <w:rPr>
+                <w:b w:val="0"/>
+                <w:i w:val="0"/>
+                <w:sz w:val="18"/>
+              </w:rPr>
+              <w:t>Book first MA/ACO conversations</w:t>
+            </w:r>
+          </w:p>
+          <w:p>
+            <w:pPr>
+              <w:spacing w:before="0" w:after="30" w:lineRule="exact" w:line="209"/>
+              <w:ind w:left="140" w:hanging="140"/>
+              <w:jc w:val="left"/>
+            </w:pPr>
+            <w:r>
+              <w:rPr>
+                <w:color w:val="14453F"/>
+                <w:sz w:val="18"/>
+              </w:rPr>
+              <w:t xml:space="preserve">• </w:t>
+            </w:r>
+            <w:r>
+              <w:rPr>
+                <w:b w:val="0"/>
+                <w:i w:val="0"/>
+                <w:sz w:val="18"/>
+              </w:rPr>
+              <w:t>Draft the letter of intent buyers will eventually be asked to sign</w:t>
             </w:r>
           </w:p>
         </w:tc>
@@ -3718,17 +3918,91 @@
           </w:tcPr>
           <w:p>
             <w:pPr>
-              <w:spacing w:before="56" w:after="56" w:lineRule="exact" w:line="209"/>
+              <w:spacing w:before="56" w:after="30" w:lineRule="exact" w:line="209"/>
+              <w:ind w:left="140" w:hanging="140"/>
               <w:jc w:val="left"/>
             </w:pPr>
             <w:r/>
+            <w:r>
+              <w:rPr>
+                <w:color w:val="14453F"/>
+                <w:sz w:val="18"/>
+              </w:rPr>
+              <w:t xml:space="preserve">• </w:t>
+            </w:r>
             <w:r>
               <w:rPr>
                 <w:b w:val="0"/>
                 <w:i w:val="0"/>
                 <w:sz w:val="18"/>
               </w:rPr>
-              <w:t>Freeze first-generation CareNavigator requirements and V&amp;V plan; add care-establishment verification to the study instrumentation so episodes reaching established care can be counted; continue sales; conduct first buyer interviews.</w:t>
+              <w:t>Freeze first-generation CareNavigator requirements and V&amp;V plan</w:t>
+            </w:r>
+          </w:p>
+          <w:p>
+            <w:pPr>
+              <w:spacing w:before="0" w:after="30" w:lineRule="exact" w:line="209"/>
+              <w:ind w:left="140" w:hanging="140"/>
+              <w:jc w:val="left"/>
+            </w:pPr>
+            <w:r>
+              <w:rPr>
+                <w:color w:val="14453F"/>
+                <w:sz w:val="18"/>
+              </w:rPr>
+              <w:t xml:space="preserve">• </w:t>
+            </w:r>
+            <w:r>
+              <w:rPr>
+                <w:b w:val="0"/>
+                <w:i w:val="0"/>
+                <w:sz w:val="18"/>
+              </w:rPr>
+              <w:t>Add care-establishment verification to the study instrumentation so episodes reaching established care can be counted</w:t>
+            </w:r>
+          </w:p>
+          <w:p>
+            <w:pPr>
+              <w:spacing w:before="0" w:after="30" w:lineRule="exact" w:line="209"/>
+              <w:ind w:left="140" w:hanging="140"/>
+              <w:jc w:val="left"/>
+            </w:pPr>
+            <w:r>
+              <w:rPr>
+                <w:color w:val="14453F"/>
+                <w:sz w:val="18"/>
+              </w:rPr>
+              <w:t xml:space="preserve">• </w:t>
+            </w:r>
+            <w:r>
+              <w:rPr>
+                <w:b w:val="0"/>
+                <w:i w:val="0"/>
+                <w:sz w:val="18"/>
+              </w:rPr>
+              <w:t>Continue sales</w:t>
+            </w:r>
+          </w:p>
+          <w:p>
+            <w:pPr>
+              <w:spacing w:before="0" w:after="30" w:lineRule="exact" w:line="209"/>
+              <w:ind w:left="140" w:hanging="140"/>
+              <w:jc w:val="left"/>
+            </w:pPr>
+            <w:r>
+              <w:rPr>
+                <w:color w:val="14453F"/>
+                <w:sz w:val="18"/>
+              </w:rPr>
+              <w:t xml:space="preserve">• </w:t>
+            </w:r>
+            <w:r>
+              <w:rPr>
+                <w:b w:val="0"/>
+                <w:i w:val="0"/>
+                <w:sz w:val="18"/>
+              </w:rPr>
+              <w:t>Conduct first buyer interviews</w:t>
             </w:r>
           </w:p>
         </w:tc>
@@ -3816,17 +4090,69 @@
           </w:tcPr>
           <w:p>
             <w:pPr>
-              <w:spacing w:before="56" w:after="56" w:lineRule="exact" w:line="209"/>
+              <w:spacing w:before="56" w:after="30" w:lineRule="exact" w:line="209"/>
+              <w:ind w:left="140" w:hanging="140"/>
               <w:jc w:val="left"/>
             </w:pPr>
             <w:r/>
+            <w:r>
+              <w:rPr>
+                <w:color w:val="14453F"/>
+                <w:sz w:val="18"/>
+              </w:rPr>
+              <w:t xml:space="preserve">• </w:t>
+            </w:r>
             <w:r>
               <w:rPr>
                 <w:b w:val="0"/>
                 <w:i w:val="0"/>
                 <w:sz w:val="18"/>
               </w:rPr>
-              <w:t>Close first paying provider(s) and record the acquisition source of each; continue buyer interviews; review Month 1 against scorecard.</w:t>
+              <w:t>Close first paying provider(s) and record the acquisition source of each</w:t>
+            </w:r>
+          </w:p>
+          <w:p>
+            <w:pPr>
+              <w:spacing w:before="0" w:after="30" w:lineRule="exact" w:line="209"/>
+              <w:ind w:left="140" w:hanging="140"/>
+              <w:jc w:val="left"/>
+            </w:pPr>
+            <w:r>
+              <w:rPr>
+                <w:color w:val="14453F"/>
+                <w:sz w:val="18"/>
+              </w:rPr>
+              <w:t xml:space="preserve">• </w:t>
+            </w:r>
+            <w:r>
+              <w:rPr>
+                <w:b w:val="0"/>
+                <w:i w:val="0"/>
+                <w:sz w:val="18"/>
+              </w:rPr>
+              <w:t>Continue buyer interviews</w:t>
+            </w:r>
+          </w:p>
+          <w:p>
+            <w:pPr>
+              <w:spacing w:before="0" w:after="30" w:lineRule="exact" w:line="209"/>
+              <w:ind w:left="140" w:hanging="140"/>
+              <w:jc w:val="left"/>
+            </w:pPr>
+            <w:r>
+              <w:rPr>
+                <w:color w:val="14453F"/>
+                <w:sz w:val="18"/>
+              </w:rPr>
+              <w:t xml:space="preserve">• </w:t>
+            </w:r>
+            <w:r>
+              <w:rPr>
+                <w:b w:val="0"/>
+                <w:i w:val="0"/>
+                <w:sz w:val="18"/>
+              </w:rPr>
+              <w:t>Review Month 1 against scorecard</w:t>
             </w:r>
           </w:p>
         </w:tc>
@@ -3914,17 +4240,91 @@
           </w:tcPr>
           <w:p>
             <w:pPr>
-              <w:spacing w:before="56" w:after="56" w:lineRule="exact" w:line="209"/>
+              <w:spacing w:before="56" w:after="30" w:lineRule="exact" w:line="209"/>
+              <w:ind w:left="140" w:hanging="140"/>
               <w:jc w:val="left"/>
             </w:pPr>
             <w:r/>
+            <w:r>
+              <w:rPr>
+                <w:color w:val="14453F"/>
+                <w:sz w:val="18"/>
+              </w:rPr>
+              <w:t xml:space="preserve">• </w:t>
+            </w:r>
             <w:r>
               <w:rPr>
                 <w:b w:val="0"/>
                 <w:i w:val="0"/>
                 <w:sz w:val="18"/>
               </w:rPr>
-              <w:t>Standardize delivery from first customers; continue buyer discovery; complete study-ready CareNavigator workflows; open investor conversations against the $4 million post-CRP requirement.</w:t>
+              <w:t>Standardize delivery from first customers</w:t>
+            </w:r>
+          </w:p>
+          <w:p>
+            <w:pPr>
+              <w:spacing w:before="0" w:after="30" w:lineRule="exact" w:line="209"/>
+              <w:ind w:left="140" w:hanging="140"/>
+              <w:jc w:val="left"/>
+            </w:pPr>
+            <w:r>
+              <w:rPr>
+                <w:color w:val="14453F"/>
+                <w:sz w:val="18"/>
+              </w:rPr>
+              <w:t xml:space="preserve">• </w:t>
+            </w:r>
+            <w:r>
+              <w:rPr>
+                <w:b w:val="0"/>
+                <w:i w:val="0"/>
+                <w:sz w:val="18"/>
+              </w:rPr>
+              <w:t>Continue buyer discovery</w:t>
+            </w:r>
+          </w:p>
+          <w:p>
+            <w:pPr>
+              <w:spacing w:before="0" w:after="30" w:lineRule="exact" w:line="209"/>
+              <w:ind w:left="140" w:hanging="140"/>
+              <w:jc w:val="left"/>
+            </w:pPr>
+            <w:r>
+              <w:rPr>
+                <w:color w:val="14453F"/>
+                <w:sz w:val="18"/>
+              </w:rPr>
+              <w:t xml:space="preserve">• </w:t>
+            </w:r>
+            <w:r>
+              <w:rPr>
+                <w:b w:val="0"/>
+                <w:i w:val="0"/>
+                <w:sz w:val="18"/>
+              </w:rPr>
+              <w:t>Complete study-ready CareNavigator workflows</w:t>
+            </w:r>
+          </w:p>
+          <w:p>
+            <w:pPr>
+              <w:spacing w:before="0" w:after="30" w:lineRule="exact" w:line="209"/>
+              <w:ind w:left="140" w:hanging="140"/>
+              <w:jc w:val="left"/>
+            </w:pPr>
+            <w:r>
+              <w:rPr>
+                <w:color w:val="14453F"/>
+                <w:sz w:val="18"/>
+              </w:rPr>
+              <w:t xml:space="preserve">• </w:t>
+            </w:r>
+            <w:r>
+              <w:rPr>
+                <w:b w:val="0"/>
+                <w:i w:val="0"/>
+                <w:sz w:val="18"/>
+              </w:rPr>
+              <w:t>Open investor conversations against the $4 million post-CRP requirement</w:t>
             </w:r>
           </w:p>
         </w:tc>
@@ -4012,17 +4412,91 @@
           </w:tcPr>
           <w:p>
             <w:pPr>
-              <w:spacing w:before="56" w:after="56" w:lineRule="exact" w:line="209"/>
+              <w:spacing w:before="56" w:after="30" w:lineRule="exact" w:line="209"/>
+              <w:ind w:left="140" w:hanging="140"/>
               <w:jc w:val="left"/>
             </w:pPr>
             <w:r/>
+            <w:r>
+              <w:rPr>
+                <w:color w:val="14453F"/>
+                <w:sz w:val="18"/>
+              </w:rPr>
+              <w:t xml:space="preserve">• </w:t>
+            </w:r>
             <w:r>
               <w:rPr>
                 <w:b w:val="0"/>
                 <w:i w:val="0"/>
                 <w:sz w:val="18"/>
               </w:rPr>
-              <w:t>Convert next provider cohort; pursue first repeat purchase/retention evidence; begin/continue family V&amp;V study; ask each buyer what would have to be true for them to put something in writing.</w:t>
+              <w:t>Convert next provider cohort</w:t>
+            </w:r>
+          </w:p>
+          <w:p>
+            <w:pPr>
+              <w:spacing w:before="0" w:after="30" w:lineRule="exact" w:line="209"/>
+              <w:ind w:left="140" w:hanging="140"/>
+              <w:jc w:val="left"/>
+            </w:pPr>
+            <w:r>
+              <w:rPr>
+                <w:color w:val="14453F"/>
+                <w:sz w:val="18"/>
+              </w:rPr>
+              <w:t xml:space="preserve">• </w:t>
+            </w:r>
+            <w:r>
+              <w:rPr>
+                <w:b w:val="0"/>
+                <w:i w:val="0"/>
+                <w:sz w:val="18"/>
+              </w:rPr>
+              <w:t>Pursue first repeat purchase/retention evidence</w:t>
+            </w:r>
+          </w:p>
+          <w:p>
+            <w:pPr>
+              <w:spacing w:before="0" w:after="30" w:lineRule="exact" w:line="209"/>
+              <w:ind w:left="140" w:hanging="140"/>
+              <w:jc w:val="left"/>
+            </w:pPr>
+            <w:r>
+              <w:rPr>
+                <w:color w:val="14453F"/>
+                <w:sz w:val="18"/>
+              </w:rPr>
+              <w:t xml:space="preserve">• </w:t>
+            </w:r>
+            <w:r>
+              <w:rPr>
+                <w:b w:val="0"/>
+                <w:i w:val="0"/>
+                <w:sz w:val="18"/>
+              </w:rPr>
+              <w:t>Begin/continue family V&amp;V study</w:t>
+            </w:r>
+          </w:p>
+          <w:p>
+            <w:pPr>
+              <w:spacing w:before="0" w:after="30" w:lineRule="exact" w:line="209"/>
+              <w:ind w:left="140" w:hanging="140"/>
+              <w:jc w:val="left"/>
+            </w:pPr>
+            <w:r>
+              <w:rPr>
+                <w:color w:val="14453F"/>
+                <w:sz w:val="18"/>
+              </w:rPr>
+              <w:t xml:space="preserve">• </w:t>
+            </w:r>
+            <w:r>
+              <w:rPr>
+                <w:b w:val="0"/>
+                <w:i w:val="0"/>
+                <w:sz w:val="18"/>
+              </w:rPr>
+              <w:t>Ask each buyer what would have to be true for them to put something in writing</w:t>
             </w:r>
           </w:p>
         </w:tc>
@@ -4110,17 +4584,91 @@
           </w:tcPr>
           <w:p>
             <w:pPr>
-              <w:spacing w:before="56" w:after="56" w:lineRule="exact" w:line="209"/>
+              <w:spacing w:before="56" w:after="30" w:lineRule="exact" w:line="209"/>
+              <w:ind w:left="140" w:hanging="140"/>
               <w:jc w:val="left"/>
             </w:pPr>
             <w:r/>
+            <w:r>
+              <w:rPr>
+                <w:color w:val="14453F"/>
+                <w:sz w:val="18"/>
+              </w:rPr>
+              <w:t xml:space="preserve">• </w:t>
+            </w:r>
             <w:r>
               <w:rPr>
                 <w:b w:val="0"/>
                 <w:i w:val="0"/>
                 <w:sz w:val="18"/>
               </w:rPr>
-              <w:t>Synthesize buyer interviews; identify convergent endpoints, data requirements, and POC expectations; revise CRP architecture accordingly; put the first letter of intent in front of the most engaged buyer.</w:t>
+              <w:t>Synthesize buyer interviews</w:t>
+            </w:r>
+          </w:p>
+          <w:p>
+            <w:pPr>
+              <w:spacing w:before="0" w:after="30" w:lineRule="exact" w:line="209"/>
+              <w:ind w:left="140" w:hanging="140"/>
+              <w:jc w:val="left"/>
+            </w:pPr>
+            <w:r>
+              <w:rPr>
+                <w:color w:val="14453F"/>
+                <w:sz w:val="18"/>
+              </w:rPr>
+              <w:t xml:space="preserve">• </w:t>
+            </w:r>
+            <w:r>
+              <w:rPr>
+                <w:b w:val="0"/>
+                <w:i w:val="0"/>
+                <w:sz w:val="18"/>
+              </w:rPr>
+              <w:t>Identify convergent endpoints, data requirements, and POC expectations</w:t>
+            </w:r>
+          </w:p>
+          <w:p>
+            <w:pPr>
+              <w:spacing w:before="0" w:after="30" w:lineRule="exact" w:line="209"/>
+              <w:ind w:left="140" w:hanging="140"/>
+              <w:jc w:val="left"/>
+            </w:pPr>
+            <w:r>
+              <w:rPr>
+                <w:color w:val="14453F"/>
+                <w:sz w:val="18"/>
+              </w:rPr>
+              <w:t xml:space="preserve">• </w:t>
+            </w:r>
+            <w:r>
+              <w:rPr>
+                <w:b w:val="0"/>
+                <w:i w:val="0"/>
+                <w:sz w:val="18"/>
+              </w:rPr>
+              <w:t>Revise CRP architecture accordingly</w:t>
+            </w:r>
+          </w:p>
+          <w:p>
+            <w:pPr>
+              <w:spacing w:before="0" w:after="30" w:lineRule="exact" w:line="209"/>
+              <w:ind w:left="140" w:hanging="140"/>
+              <w:jc w:val="left"/>
+            </w:pPr>
+            <w:r>
+              <w:rPr>
+                <w:color w:val="14453F"/>
+                <w:sz w:val="18"/>
+              </w:rPr>
+              <w:t xml:space="preserve">• </w:t>
+            </w:r>
+            <w:r>
+              <w:rPr>
+                <w:b w:val="0"/>
+                <w:i w:val="0"/>
+                <w:sz w:val="18"/>
+              </w:rPr>
+              <w:t>Put the first letter of intent in front of the most engaged buyer</w:t>
             </w:r>
           </w:p>
         </w:tc>
@@ -4208,17 +4756,47 @@
           </w:tcPr>
           <w:p>
             <w:pPr>
-              <w:spacing w:before="56" w:after="56" w:lineRule="exact" w:line="209"/>
+              <w:spacing w:before="56" w:after="30" w:lineRule="exact" w:line="209"/>
+              <w:ind w:left="140" w:hanging="140"/>
               <w:jc w:val="left"/>
             </w:pPr>
             <w:r/>
+            <w:r>
+              <w:rPr>
+                <w:color w:val="14453F"/>
+                <w:sz w:val="18"/>
+              </w:rPr>
+              <w:t xml:space="preserve">• </w:t>
+            </w:r>
             <w:r>
               <w:rPr>
                 <w:b w:val="0"/>
                 <w:i w:val="0"/>
                 <w:sz w:val="18"/>
               </w:rPr>
-              <w:t>Review traction, CareNavigator development, study progress, buyer discovery, and financing against target/stretch scorecard; decide whether the letter and financing rows are on track or need a different approach.</w:t>
+              <w:t>Review traction, CareNavigator development, study progress, buyer discovery, and financing against target/stretch scorecard</w:t>
+            </w:r>
+          </w:p>
+          <w:p>
+            <w:pPr>
+              <w:spacing w:before="0" w:after="30" w:lineRule="exact" w:line="209"/>
+              <w:ind w:left="140" w:hanging="140"/>
+              <w:jc w:val="left"/>
+            </w:pPr>
+            <w:r>
+              <w:rPr>
+                <w:color w:val="14453F"/>
+                <w:sz w:val="18"/>
+              </w:rPr>
+              <w:t xml:space="preserve">• </w:t>
+            </w:r>
+            <w:r>
+              <w:rPr>
+                <w:b w:val="0"/>
+                <w:i w:val="0"/>
+                <w:sz w:val="18"/>
+              </w:rPr>
+              <w:t>Decide whether the letter and financing rows are on track or need a different approach</w:t>
             </w:r>
           </w:p>
         </w:tc>
@@ -4306,17 +4884,113 @@
           </w:tcPr>
           <w:p>
             <w:pPr>
-              <w:spacing w:before="56" w:after="56" w:lineRule="exact" w:line="209"/>
+              <w:spacing w:before="56" w:after="30" w:lineRule="exact" w:line="209"/>
+              <w:ind w:left="140" w:hanging="140"/>
               <w:jc w:val="left"/>
             </w:pPr>
             <w:r/>
+            <w:r>
+              <w:rPr>
+                <w:color w:val="14453F"/>
+                <w:sz w:val="18"/>
+              </w:rPr>
+              <w:t xml:space="preserve">• </w:t>
+            </w:r>
             <w:r>
               <w:rPr>
                 <w:b w:val="0"/>
                 <w:i w:val="0"/>
                 <w:sz w:val="18"/>
               </w:rPr>
-              <w:t>Meet targeted investors/buyers; test thesis; capture objections and required evidence; ask for written milestone-conditional interest rather than endorsement; continue sales and V&amp;V.</w:t>
+              <w:t>Meet targeted investors/buyers</w:t>
+            </w:r>
+          </w:p>
+          <w:p>
+            <w:pPr>
+              <w:spacing w:before="0" w:after="30" w:lineRule="exact" w:line="209"/>
+              <w:ind w:left="140" w:hanging="140"/>
+              <w:jc w:val="left"/>
+            </w:pPr>
+            <w:r>
+              <w:rPr>
+                <w:color w:val="14453F"/>
+                <w:sz w:val="18"/>
+              </w:rPr>
+              <w:t xml:space="preserve">• </w:t>
+            </w:r>
+            <w:r>
+              <w:rPr>
+                <w:b w:val="0"/>
+                <w:i w:val="0"/>
+                <w:sz w:val="18"/>
+              </w:rPr>
+              <w:t>Test thesis</w:t>
+            </w:r>
+          </w:p>
+          <w:p>
+            <w:pPr>
+              <w:spacing w:before="0" w:after="30" w:lineRule="exact" w:line="209"/>
+              <w:ind w:left="140" w:hanging="140"/>
+              <w:jc w:val="left"/>
+            </w:pPr>
+            <w:r>
+              <w:rPr>
+                <w:color w:val="14453F"/>
+                <w:sz w:val="18"/>
+              </w:rPr>
+              <w:t xml:space="preserve">• </w:t>
+            </w:r>
+            <w:r>
+              <w:rPr>
+                <w:b w:val="0"/>
+                <w:i w:val="0"/>
+                <w:sz w:val="18"/>
+              </w:rPr>
+              <w:t>Capture objections and required evidence</w:t>
+            </w:r>
+          </w:p>
+          <w:p>
+            <w:pPr>
+              <w:spacing w:before="0" w:after="30" w:lineRule="exact" w:line="209"/>
+              <w:ind w:left="140" w:hanging="140"/>
+              <w:jc w:val="left"/>
+            </w:pPr>
+            <w:r>
+              <w:rPr>
+                <w:color w:val="14453F"/>
+                <w:sz w:val="18"/>
+              </w:rPr>
+              <w:t xml:space="preserve">• </w:t>
+            </w:r>
+            <w:r>
+              <w:rPr>
+                <w:b w:val="0"/>
+                <w:i w:val="0"/>
+                <w:sz w:val="18"/>
+              </w:rPr>
+              <w:t>Ask for written milestone-conditional interest rather than endorsement</w:t>
+            </w:r>
+          </w:p>
+          <w:p>
+            <w:pPr>
+              <w:spacing w:before="0" w:after="30" w:lineRule="exact" w:line="209"/>
+              <w:ind w:left="140" w:hanging="140"/>
+              <w:jc w:val="left"/>
+            </w:pPr>
+            <w:r>
+              <w:rPr>
+                <w:color w:val="14453F"/>
+                <w:sz w:val="18"/>
+              </w:rPr>
+              <w:t xml:space="preserve">• </w:t>
+            </w:r>
+            <w:r>
+              <w:rPr>
+                <w:b w:val="0"/>
+                <w:i w:val="0"/>
+                <w:sz w:val="18"/>
+              </w:rPr>
+              <w:t>Continue sales and V&amp;V</w:t>
             </w:r>
           </w:p>
         </w:tc>
@@ -4404,17 +5078,91 @@
           </w:tcPr>
           <w:p>
             <w:pPr>
-              <w:spacing w:before="56" w:after="56" w:lineRule="exact" w:line="209"/>
+              <w:spacing w:before="56" w:after="30" w:lineRule="exact" w:line="209"/>
+              <w:ind w:left="140" w:hanging="140"/>
               <w:jc w:val="left"/>
             </w:pPr>
             <w:r/>
+            <w:r>
+              <w:rPr>
+                <w:color w:val="14453F"/>
+                <w:sz w:val="18"/>
+              </w:rPr>
+              <w:t xml:space="preserve">• </w:t>
+            </w:r>
             <w:r>
               <w:rPr>
                 <w:b w:val="0"/>
                 <w:i w:val="0"/>
                 <w:sz w:val="18"/>
               </w:rPr>
-              <w:t>Follow up within five days; move buyers toward a signed letter of intent; move investors toward documented interest at or above $4 million; record what each declined and why.</w:t>
+              <w:t>Follow up within five days</w:t>
+            </w:r>
+          </w:p>
+          <w:p>
+            <w:pPr>
+              <w:spacing w:before="0" w:after="30" w:lineRule="exact" w:line="209"/>
+              <w:ind w:left="140" w:hanging="140"/>
+              <w:jc w:val="left"/>
+            </w:pPr>
+            <w:r>
+              <w:rPr>
+                <w:color w:val="14453F"/>
+                <w:sz w:val="18"/>
+              </w:rPr>
+              <w:t xml:space="preserve">• </w:t>
+            </w:r>
+            <w:r>
+              <w:rPr>
+                <w:b w:val="0"/>
+                <w:i w:val="0"/>
+                <w:sz w:val="18"/>
+              </w:rPr>
+              <w:t>Move buyers toward a signed letter of intent</w:t>
+            </w:r>
+          </w:p>
+          <w:p>
+            <w:pPr>
+              <w:spacing w:before="0" w:after="30" w:lineRule="exact" w:line="209"/>
+              <w:ind w:left="140" w:hanging="140"/>
+              <w:jc w:val="left"/>
+            </w:pPr>
+            <w:r>
+              <w:rPr>
+                <w:color w:val="14453F"/>
+                <w:sz w:val="18"/>
+              </w:rPr>
+              <w:t xml:space="preserve">• </w:t>
+            </w:r>
+            <w:r>
+              <w:rPr>
+                <w:b w:val="0"/>
+                <w:i w:val="0"/>
+                <w:sz w:val="18"/>
+              </w:rPr>
+              <w:t>Move investors toward documented interest at or above $4 million</w:t>
+            </w:r>
+          </w:p>
+          <w:p>
+            <w:pPr>
+              <w:spacing w:before="0" w:after="30" w:lineRule="exact" w:line="209"/>
+              <w:ind w:left="140" w:hanging="140"/>
+              <w:jc w:val="left"/>
+            </w:pPr>
+            <w:r>
+              <w:rPr>
+                <w:color w:val="14453F"/>
+                <w:sz w:val="18"/>
+              </w:rPr>
+              <w:t xml:space="preserve">• </w:t>
+            </w:r>
+            <w:r>
+              <w:rPr>
+                <w:b w:val="0"/>
+                <w:i w:val="0"/>
+                <w:sz w:val="18"/>
+              </w:rPr>
+              <w:t>Record what each declined and why</w:t>
             </w:r>
           </w:p>
         </w:tc>
@@ -4502,17 +5250,69 @@
           </w:tcPr>
           <w:p>
             <w:pPr>
-              <w:spacing w:before="56" w:after="56" w:lineRule="exact" w:line="209"/>
+              <w:spacing w:before="56" w:after="30" w:lineRule="exact" w:line="209"/>
+              <w:ind w:left="140" w:hanging="140"/>
               <w:jc w:val="left"/>
             </w:pPr>
             <w:r/>
+            <w:r>
+              <w:rPr>
+                <w:color w:val="14453F"/>
+                <w:sz w:val="18"/>
+              </w:rPr>
+              <w:t xml:space="preserve">• </w:t>
+            </w:r>
             <w:r>
               <w:rPr>
                 <w:b w:val="0"/>
                 <w:i w:val="0"/>
                 <w:sz w:val="18"/>
               </w:rPr>
-              <w:t>Draft Research Strategy and Commercialization Plan from the now-better-supported thesis; state the proportionality answer explicitly, why $4 million against the modeled run rate; identify remaining evidence gaps.</w:t>
+              <w:t>Draft Research Strategy and Commercialization Plan from the now-better-supported thesis</w:t>
+            </w:r>
+          </w:p>
+          <w:p>
+            <w:pPr>
+              <w:spacing w:before="0" w:after="30" w:lineRule="exact" w:line="209"/>
+              <w:ind w:left="140" w:hanging="140"/>
+              <w:jc w:val="left"/>
+            </w:pPr>
+            <w:r>
+              <w:rPr>
+                <w:color w:val="14453F"/>
+                <w:sz w:val="18"/>
+              </w:rPr>
+              <w:t xml:space="preserve">• </w:t>
+            </w:r>
+            <w:r>
+              <w:rPr>
+                <w:b w:val="0"/>
+                <w:i w:val="0"/>
+                <w:sz w:val="18"/>
+              </w:rPr>
+              <w:t>State the proportionality answer explicitly, why $4 million against the modeled run rate</w:t>
+            </w:r>
+          </w:p>
+          <w:p>
+            <w:pPr>
+              <w:spacing w:before="0" w:after="30" w:lineRule="exact" w:line="209"/>
+              <w:ind w:left="140" w:hanging="140"/>
+              <w:jc w:val="left"/>
+            </w:pPr>
+            <w:r>
+              <w:rPr>
+                <w:color w:val="14453F"/>
+                <w:sz w:val="18"/>
+              </w:rPr>
+              <w:t xml:space="preserve">• </w:t>
+            </w:r>
+            <w:r>
+              <w:rPr>
+                <w:b w:val="0"/>
+                <w:i w:val="0"/>
+                <w:sz w:val="18"/>
+              </w:rPr>
+              <w:t>Identify remaining evidence gaps</w:t>
             </w:r>
           </w:p>
         </w:tc>
@@ -4600,17 +5400,25 @@
           </w:tcPr>
           <w:p>
             <w:pPr>
-              <w:spacing w:before="56" w:after="56" w:lineRule="exact" w:line="209"/>
+              <w:spacing w:before="56" w:after="30" w:lineRule="exact" w:line="209"/>
+              <w:ind w:left="140" w:hanging="140"/>
               <w:jc w:val="left"/>
             </w:pPr>
             <w:r/>
+            <w:r>
+              <w:rPr>
+                <w:color w:val="14453F"/>
+                <w:sz w:val="18"/>
+              </w:rPr>
+              <w:t xml:space="preserve">• </w:t>
+            </w:r>
             <w:r>
               <w:rPr>
                 <w:b w:val="0"/>
                 <w:i w:val="0"/>
                 <w:sz w:val="18"/>
               </w:rPr>
-              <w:t>Maintain sales, study execution, buyer follow-up, and evidence capture through the holiday week.</w:t>
+              <w:t>Maintain sales, study execution, buyer follow-up, and evidence capture through the holiday week</w:t>
             </w:r>
           </w:p>
         </w:tc>
@@ -4698,17 +5506,69 @@
           </w:tcPr>
           <w:p>
             <w:pPr>
-              <w:spacing w:before="56" w:after="56" w:lineRule="exact" w:line="209"/>
+              <w:spacing w:before="56" w:after="30" w:lineRule="exact" w:line="209"/>
+              <w:ind w:left="140" w:hanging="140"/>
               <w:jc w:val="left"/>
             </w:pPr>
             <w:r/>
+            <w:r>
+              <w:rPr>
+                <w:color w:val="14453F"/>
+                <w:sz w:val="18"/>
+              </w:rPr>
+              <w:t xml:space="preserve">• </w:t>
+            </w:r>
             <w:r>
               <w:rPr>
                 <w:b w:val="0"/>
                 <w:i w:val="0"/>
                 <w:sz w:val="18"/>
               </w:rPr>
-              <w:t>Show retention/repeat purchase; consolidate CareNavigator V&amp;V data and the care-establishment count; update economics and buyer evidence.</w:t>
+              <w:t>Show retention/repeat purchase</w:t>
+            </w:r>
+          </w:p>
+          <w:p>
+            <w:pPr>
+              <w:spacing w:before="0" w:after="30" w:lineRule="exact" w:line="209"/>
+              <w:ind w:left="140" w:hanging="140"/>
+              <w:jc w:val="left"/>
+            </w:pPr>
+            <w:r>
+              <w:rPr>
+                <w:color w:val="14453F"/>
+                <w:sz w:val="18"/>
+              </w:rPr>
+              <w:t xml:space="preserve">• </w:t>
+            </w:r>
+            <w:r>
+              <w:rPr>
+                <w:b w:val="0"/>
+                <w:i w:val="0"/>
+                <w:sz w:val="18"/>
+              </w:rPr>
+              <w:t>Consolidate CareNavigator V&amp;V data and the care-establishment count</w:t>
+            </w:r>
+          </w:p>
+          <w:p>
+            <w:pPr>
+              <w:spacing w:before="0" w:after="30" w:lineRule="exact" w:line="209"/>
+              <w:ind w:left="140" w:hanging="140"/>
+              <w:jc w:val="left"/>
+            </w:pPr>
+            <w:r>
+              <w:rPr>
+                <w:color w:val="14453F"/>
+                <w:sz w:val="18"/>
+              </w:rPr>
+              <w:t xml:space="preserve">• </w:t>
+            </w:r>
+            <w:r>
+              <w:rPr>
+                <w:b w:val="0"/>
+                <w:i w:val="0"/>
+                <w:sz w:val="18"/>
+              </w:rPr>
+              <w:t>Update economics and buyer evidence</w:t>
             </w:r>
           </w:p>
         </w:tc>
@@ -4796,17 +5656,69 @@
           </w:tcPr>
           <w:p>
             <w:pPr>
-              <w:spacing w:before="56" w:after="56" w:lineRule="exact" w:line="209"/>
+              <w:spacing w:before="56" w:after="30" w:lineRule="exact" w:line="209"/>
+              <w:ind w:left="140" w:hanging="140"/>
               <w:jc w:val="left"/>
             </w:pPr>
             <w:r/>
+            <w:r>
+              <w:rPr>
+                <w:color w:val="14453F"/>
+                <w:sz w:val="18"/>
+              </w:rPr>
+              <w:t xml:space="preserve">• </w:t>
+            </w:r>
             <w:r>
               <w:rPr>
                 <w:b w:val="0"/>
                 <w:i w:val="0"/>
                 <w:sz w:val="18"/>
               </w:rPr>
-              <w:t>Freeze core traction and study numbers; finalize buyer-informed CRP design; close the outstanding letters of intent and financing letters.</w:t>
+              <w:t>Freeze core traction and study numbers</w:t>
+            </w:r>
+          </w:p>
+          <w:p>
+            <w:pPr>
+              <w:spacing w:before="0" w:after="30" w:lineRule="exact" w:line="209"/>
+              <w:ind w:left="140" w:hanging="140"/>
+              <w:jc w:val="left"/>
+            </w:pPr>
+            <w:r>
+              <w:rPr>
+                <w:color w:val="14453F"/>
+                <w:sz w:val="18"/>
+              </w:rPr>
+              <w:t xml:space="preserve">• </w:t>
+            </w:r>
+            <w:r>
+              <w:rPr>
+                <w:b w:val="0"/>
+                <w:i w:val="0"/>
+                <w:sz w:val="18"/>
+              </w:rPr>
+              <w:t>Finalize buyer-informed CRP design</w:t>
+            </w:r>
+          </w:p>
+          <w:p>
+            <w:pPr>
+              <w:spacing w:before="0" w:after="30" w:lineRule="exact" w:line="209"/>
+              <w:ind w:left="140" w:hanging="140"/>
+              <w:jc w:val="left"/>
+            </w:pPr>
+            <w:r>
+              <w:rPr>
+                <w:color w:val="14453F"/>
+                <w:sz w:val="18"/>
+              </w:rPr>
+              <w:t xml:space="preserve">• </w:t>
+            </w:r>
+            <w:r>
+              <w:rPr>
+                <w:b w:val="0"/>
+                <w:i w:val="0"/>
+                <w:sz w:val="18"/>
+              </w:rPr>
+              <w:t>Close the outstanding letters of intent and financing letters</w:t>
             </w:r>
           </w:p>
         </w:tc>
@@ -4894,17 +5806,69 @@
           </w:tcPr>
           <w:p>
             <w:pPr>
-              <w:spacing w:before="56" w:after="56" w:lineRule="exact" w:line="209"/>
+              <w:spacing w:before="56" w:after="30" w:lineRule="exact" w:line="209"/>
+              <w:ind w:left="140" w:hanging="140"/>
               <w:jc w:val="left"/>
             </w:pPr>
             <w:r/>
+            <w:r>
+              <w:rPr>
+                <w:color w:val="14453F"/>
+                <w:sz w:val="18"/>
+              </w:rPr>
+              <w:t xml:space="preserve">• </w:t>
+            </w:r>
             <w:r>
               <w:rPr>
                 <w:b w:val="0"/>
                 <w:i w:val="0"/>
                 <w:sz w:val="18"/>
               </w:rPr>
-              <w:t>Complete substantive sections and internal review; assemble letters and supporting materials; finalize scorecard and report honestly which rows were retired and which were not.</w:t>
+              <w:t>Complete substantive sections and internal review</w:t>
+            </w:r>
+          </w:p>
+          <w:p>
+            <w:pPr>
+              <w:spacing w:before="0" w:after="30" w:lineRule="exact" w:line="209"/>
+              <w:ind w:left="140" w:hanging="140"/>
+              <w:jc w:val="left"/>
+            </w:pPr>
+            <w:r>
+              <w:rPr>
+                <w:color w:val="14453F"/>
+                <w:sz w:val="18"/>
+              </w:rPr>
+              <w:t xml:space="preserve">• </w:t>
+            </w:r>
+            <w:r>
+              <w:rPr>
+                <w:b w:val="0"/>
+                <w:i w:val="0"/>
+                <w:sz w:val="18"/>
+              </w:rPr>
+              <w:t>Assemble letters and supporting materials</w:t>
+            </w:r>
+          </w:p>
+          <w:p>
+            <w:pPr>
+              <w:spacing w:before="0" w:after="30" w:lineRule="exact" w:line="209"/>
+              <w:ind w:left="140" w:hanging="140"/>
+              <w:jc w:val="left"/>
+            </w:pPr>
+            <w:r>
+              <w:rPr>
+                <w:color w:val="14453F"/>
+                <w:sz w:val="18"/>
+              </w:rPr>
+              <w:t xml:space="preserve">• </w:t>
+            </w:r>
+            <w:r>
+              <w:rPr>
+                <w:b w:val="0"/>
+                <w:i w:val="0"/>
+                <w:sz w:val="18"/>
+              </w:rPr>
+              <w:t>Finalize scorecard and report honestly which rows were retired and which were not</w:t>
             </w:r>
           </w:p>
         </w:tc>
@@ -4992,17 +5956,69 @@
           </w:tcPr>
           <w:p>
             <w:pPr>
-              <w:spacing w:before="56" w:after="56" w:lineRule="exact" w:line="209"/>
+              <w:spacing w:before="56" w:after="30" w:lineRule="exact" w:line="209"/>
+              <w:ind w:left="140" w:hanging="140"/>
               <w:jc w:val="left"/>
             </w:pPr>
             <w:r/>
+            <w:r>
+              <w:rPr>
+                <w:color w:val="14453F"/>
+                <w:sz w:val="18"/>
+              </w:rPr>
+              <w:t xml:space="preserve">• </w:t>
+            </w:r>
             <w:r>
               <w:rPr>
                 <w:b w:val="0"/>
                 <w:i w:val="0"/>
                 <w:sz w:val="18"/>
               </w:rPr>
-              <w:t>Resolve remaining material gaps; avoid starting new initiatives; proof and reconcile application.</w:t>
+              <w:t>Resolve remaining material gaps</w:t>
+            </w:r>
+          </w:p>
+          <w:p>
+            <w:pPr>
+              <w:spacing w:before="0" w:after="30" w:lineRule="exact" w:line="209"/>
+              <w:ind w:left="140" w:hanging="140"/>
+              <w:jc w:val="left"/>
+            </w:pPr>
+            <w:r>
+              <w:rPr>
+                <w:color w:val="14453F"/>
+                <w:sz w:val="18"/>
+              </w:rPr>
+              <w:t xml:space="preserve">• </w:t>
+            </w:r>
+            <w:r>
+              <w:rPr>
+                <w:b w:val="0"/>
+                <w:i w:val="0"/>
+                <w:sz w:val="18"/>
+              </w:rPr>
+              <w:t>Avoid starting new initiatives</w:t>
+            </w:r>
+          </w:p>
+          <w:p>
+            <w:pPr>
+              <w:spacing w:before="0" w:after="30" w:lineRule="exact" w:line="209"/>
+              <w:ind w:left="140" w:hanging="140"/>
+              <w:jc w:val="left"/>
+            </w:pPr>
+            <w:r>
+              <w:rPr>
+                <w:color w:val="14453F"/>
+                <w:sz w:val="18"/>
+              </w:rPr>
+              <w:t xml:space="preserve">• </w:t>
+            </w:r>
+            <w:r>
+              <w:rPr>
+                <w:b w:val="0"/>
+                <w:i w:val="0"/>
+                <w:sz w:val="18"/>
+              </w:rPr>
+              <w:t>Proof and reconcile application</w:t>
             </w:r>
           </w:p>
         </w:tc>
@@ -5090,17 +6106,69 @@
           </w:tcPr>
           <w:p>
             <w:pPr>
-              <w:spacing w:before="56" w:after="56" w:lineRule="exact" w:line="209"/>
+              <w:spacing w:before="56" w:after="30" w:lineRule="exact" w:line="209"/>
+              <w:ind w:left="140" w:hanging="140"/>
               <w:jc w:val="left"/>
             </w:pPr>
             <w:r/>
+            <w:r>
+              <w:rPr>
+                <w:color w:val="14453F"/>
+                <w:sz w:val="18"/>
+              </w:rPr>
+              <w:t xml:space="preserve">• </w:t>
+            </w:r>
             <w:r>
               <w:rPr>
                 <w:b w:val="0"/>
                 <w:i w:val="0"/>
                 <w:sz w:val="18"/>
               </w:rPr>
-              <w:t>Final compliance check; final edits and assembly; submit.</w:t>
+              <w:t>Final compliance check</w:t>
+            </w:r>
+          </w:p>
+          <w:p>
+            <w:pPr>
+              <w:spacing w:before="0" w:after="30" w:lineRule="exact" w:line="209"/>
+              <w:ind w:left="140" w:hanging="140"/>
+              <w:jc w:val="left"/>
+            </w:pPr>
+            <w:r>
+              <w:rPr>
+                <w:color w:val="14453F"/>
+                <w:sz w:val="18"/>
+              </w:rPr>
+              <w:t xml:space="preserve">• </w:t>
+            </w:r>
+            <w:r>
+              <w:rPr>
+                <w:b w:val="0"/>
+                <w:i w:val="0"/>
+                <w:sz w:val="18"/>
+              </w:rPr>
+              <w:t>Final edits and assembly</w:t>
+            </w:r>
+          </w:p>
+          <w:p>
+            <w:pPr>
+              <w:spacing w:before="0" w:after="30" w:lineRule="exact" w:line="209"/>
+              <w:ind w:left="140" w:hanging="140"/>
+              <w:jc w:val="left"/>
+            </w:pPr>
+            <w:r>
+              <w:rPr>
+                <w:color w:val="14453F"/>
+                <w:sz w:val="18"/>
+              </w:rPr>
+              <w:t xml:space="preserve">• </w:t>
+            </w:r>
+            <w:r>
+              <w:rPr>
+                <w:b w:val="0"/>
+                <w:i w:val="0"/>
+                <w:sz w:val="18"/>
+              </w:rPr>
+              <w:t>Submit</w:t>
             </w:r>
           </w:p>
         </w:tc>
@@ -5137,7 +6205,7 @@
       <w:r>
         <w:drawing>
           <wp:inline xmlns:a="http://schemas.openxmlformats.org/drawingml/2006/main" xmlns:pic="http://schemas.openxmlformats.org/drawingml/2006/picture">
-            <wp:extent cx="6675120" cy="2308276"/>
+            <wp:extent cx="6675120" cy="2752878"/>
             <wp:docPr id="2" name="Picture 2"/>
             <wp:cNvGraphicFramePr>
               <a:graphicFrameLocks noChangeAspect="1"/>
@@ -5158,7 +6226,7 @@
                   <pic:spPr>
                     <a:xfrm>
                       <a:off x="0" y="0"/>
-                      <a:ext cx="6675120" cy="2308276"/>
+                      <a:ext cx="6675120" cy="2752878"/>
                     </a:xfrm>
                     <a:prstGeom prst="rect"/>
                   </pic:spPr>

--- a/docs/crp/passes/pre-crp-v4-src/Olera_Pre_CRP_RD_Commercialization_and_Execution_Plan.docx
+++ b/docs/crp/passes/pre-crp-v4-src/Olera_Pre_CRP_RD_Commercialization_and_Execution_Plan.docx
@@ -2294,10 +2294,10 @@
       </w:tblPr>
       <w:tblGrid>
         <w:gridCol w:w="1620"/>
-        <w:gridCol w:w="2052"/>
-        <w:gridCol w:w="2484"/>
         <w:gridCol w:w="1944"/>
-        <w:gridCol w:w="2700"/>
+        <w:gridCol w:w="2808"/>
+        <w:gridCol w:w="1836"/>
+        <w:gridCol w:w="2592"/>
       </w:tblGrid>
       <w:tr>
         <w:trPr>
@@ -2331,7 +2331,7 @@
         </w:tc>
         <w:tc>
           <w:tcPr>
-            <w:tcW w:type="dxa" w:w="2052"/>
+            <w:tcW w:type="dxa" w:w="1944"/>
             <w:tcBorders>
               <w:bottom w:val="single" w:sz="8" w:space="0" w:color="14453F"/>
             </w:tcBorders>
@@ -2356,7 +2356,7 @@
         </w:tc>
         <w:tc>
           <w:tcPr>
-            <w:tcW w:type="dxa" w:w="2484"/>
+            <w:tcW w:type="dxa" w:w="2808"/>
             <w:tcBorders>
               <w:bottom w:val="single" w:sz="8" w:space="0" w:color="14453F"/>
             </w:tcBorders>
@@ -2381,7 +2381,7 @@
         </w:tc>
         <w:tc>
           <w:tcPr>
-            <w:tcW w:type="dxa" w:w="1944"/>
+            <w:tcW w:type="dxa" w:w="1836"/>
             <w:tcBorders>
               <w:bottom w:val="single" w:sz="8" w:space="0" w:color="14453F"/>
             </w:tcBorders>
@@ -2406,7 +2406,7 @@
         </w:tc>
         <w:tc>
           <w:tcPr>
-            <w:tcW w:type="dxa" w:w="2700"/>
+            <w:tcW w:type="dxa" w:w="2592"/>
             <w:tcBorders>
               <w:bottom w:val="single" w:sz="8" w:space="0" w:color="14453F"/>
             </w:tcBorders>
@@ -2460,7 +2460,7 @@
         </w:tc>
         <w:tc>
           <w:tcPr>
-            <w:tcW w:type="dxa" w:w="2052"/>
+            <w:tcW w:type="dxa" w:w="1944"/>
             <w:tcBorders>
               <w:bottom w:val="single" w:sz="2" w:space="0" w:color="B9C4BD"/>
             </w:tcBorders>
@@ -2483,7 +2483,7 @@
         </w:tc>
         <w:tc>
           <w:tcPr>
-            <w:tcW w:type="dxa" w:w="2484"/>
+            <w:tcW w:type="dxa" w:w="2808"/>
             <w:tcBorders>
               <w:bottom w:val="single" w:sz="2" w:space="0" w:color="B9C4BD"/>
             </w:tcBorders>
@@ -2500,13 +2500,13 @@
                 <w:i w:val="0"/>
                 <w:sz w:val="18"/>
               </w:rPr>
-              <w:t>Paying provider customers; repeat purchasing; documented revenue/unit economics.</w:t>
+              <w:t>Paying customers, repeat purchasing, documented revenue and unit economics.</w:t>
             </w:r>
           </w:p>
         </w:tc>
         <w:tc>
           <w:tcPr>
-            <w:tcW w:type="dxa" w:w="1944"/>
+            <w:tcW w:type="dxa" w:w="1836"/>
             <w:tcBorders>
               <w:bottom w:val="single" w:sz="2" w:space="0" w:color="B9C4BD"/>
             </w:tcBorders>
@@ -2529,7 +2529,7 @@
         </w:tc>
         <w:tc>
           <w:tcPr>
-            <w:tcW w:type="dxa" w:w="2700"/>
+            <w:tcW w:type="dxa" w:w="2592"/>
             <w:tcBorders>
               <w:bottom w:val="single" w:sz="2" w:space="0" w:color="B9C4BD"/>
             </w:tcBorders>
@@ -2546,7 +2546,7 @@
                 <w:i w:val="0"/>
                 <w:sz w:val="18"/>
               </w:rPr>
-              <w:t>Olera has demonstrated commercial execution with paying customers and repeat value.</w:t>
+              <w:t>Olera can sell, deliver, and retain paying customers.</w:t>
             </w:r>
           </w:p>
         </w:tc>
@@ -2581,7 +2581,7 @@
         </w:tc>
         <w:tc>
           <w:tcPr>
-            <w:tcW w:type="dxa" w:w="2052"/>
+            <w:tcW w:type="dxa" w:w="1944"/>
             <w:tcBorders>
               <w:bottom w:val="single" w:sz="2" w:space="0" w:color="B9C4BD"/>
             </w:tcBorders>
@@ -2604,7 +2604,7 @@
         </w:tc>
         <w:tc>
           <w:tcPr>
-            <w:tcW w:type="dxa" w:w="2484"/>
+            <w:tcW w:type="dxa" w:w="2808"/>
             <w:tcBorders>
               <w:bottom w:val="single" w:sz="2" w:space="0" w:color="B9C4BD"/>
             </w:tcBorders>
@@ -2621,13 +2621,13 @@
                 <w:i w:val="0"/>
                 <w:sz w:val="18"/>
               </w:rPr>
-              <w:t>Active providers with updated records and meaningful engagement.</w:t>
+              <w:t>Active providers with current records and measurable engagement.</w:t>
             </w:r>
           </w:p>
         </w:tc>
         <w:tc>
           <w:tcPr>
-            <w:tcW w:type="dxa" w:w="1944"/>
+            <w:tcW w:type="dxa" w:w="1836"/>
             <w:tcBorders>
               <w:bottom w:val="single" w:sz="2" w:space="0" w:color="B9C4BD"/>
             </w:tcBorders>
@@ -2650,7 +2650,7 @@
         </w:tc>
         <w:tc>
           <w:tcPr>
-            <w:tcW w:type="dxa" w:w="2700"/>
+            <w:tcW w:type="dxa" w:w="2592"/>
             <w:tcBorders>
               <w:bottom w:val="single" w:sz="2" w:space="0" w:color="B9C4BD"/>
             </w:tcBorders>
@@ -2667,7 +2667,7 @@
                 <w:i w:val="0"/>
                 <w:sz w:val="18"/>
               </w:rPr>
-              <w:t>Olera has built and activated a responsive provider substrate supporting navigation.</w:t>
+              <w:t>Olera has activated a responsive provider network that navigation can rely on.</w:t>
             </w:r>
           </w:p>
         </w:tc>
@@ -2702,7 +2702,7 @@
         </w:tc>
         <w:tc>
           <w:tcPr>
-            <w:tcW w:type="dxa" w:w="2052"/>
+            <w:tcW w:type="dxa" w:w="1944"/>
             <w:tcBorders>
               <w:bottom w:val="single" w:sz="2" w:space="0" w:color="B9C4BD"/>
             </w:tcBorders>
@@ -2719,13 +2719,13 @@
                 <w:i w:val="0"/>
                 <w:sz w:val="18"/>
               </w:rPr>
-              <w:t>The CRP should begin with a late-stage product, not an early prototype.</w:t>
+              <w:t>The CRP should begin with a late-stage product, not a prototype.</w:t>
             </w:r>
           </w:p>
         </w:tc>
         <w:tc>
           <w:tcPr>
-            <w:tcW w:type="dxa" w:w="2484"/>
+            <w:tcW w:type="dxa" w:w="2808"/>
             <w:tcBorders>
               <w:bottom w:val="single" w:sz="2" w:space="0" w:color="B9C4BD"/>
             </w:tcBorders>
@@ -2748,7 +2748,7 @@
         </w:tc>
         <w:tc>
           <w:tcPr>
-            <w:tcW w:type="dxa" w:w="1944"/>
+            <w:tcW w:type="dxa" w:w="1836"/>
             <w:tcBorders>
               <w:bottom w:val="single" w:sz="2" w:space="0" w:color="B9C4BD"/>
             </w:tcBorders>
@@ -2765,13 +2765,13 @@
                 <w:i w:val="0"/>
                 <w:sz w:val="18"/>
               </w:rPr>
-              <w:t>Full intended first-generation feature set with V&amp;V complete.</w:t>
+              <w:t>Full first-generation feature set with V&amp;V complete.</w:t>
             </w:r>
           </w:p>
         </w:tc>
         <w:tc>
           <w:tcPr>
-            <w:tcW w:type="dxa" w:w="2700"/>
+            <w:tcW w:type="dxa" w:w="2592"/>
             <w:tcBorders>
               <w:bottom w:val="single" w:sz="2" w:space="0" w:color="B9C4BD"/>
             </w:tcBorders>
@@ -2788,7 +2788,7 @@
                 <w:i w:val="0"/>
                 <w:sz w:val="18"/>
               </w:rPr>
-              <w:t>The first-generation CareNavigator exists and has been technically validated for late-stage development.</w:t>
+              <w:t>The first-generation CareNavigator exists and is validated for late-stage development.</w:t>
             </w:r>
           </w:p>
         </w:tc>
@@ -2823,52 +2823,6 @@
         </w:tc>
         <w:tc>
           <w:tcPr>
-            <w:tcW w:type="dxa" w:w="2052"/>
-            <w:tcBorders>
-              <w:bottom w:val="single" w:sz="2" w:space="0" w:color="B9C4BD"/>
-            </w:tcBorders>
-          </w:tcPr>
-          <w:p>
-            <w:pPr>
-              <w:spacing w:before="56" w:after="56" w:lineRule="exact" w:line="209"/>
-              <w:jc w:val="left"/>
-            </w:pPr>
-            <w:r/>
-            <w:r>
-              <w:rPr>
-                <w:b w:val="0"/>
-                <w:i w:val="0"/>
-                <w:sz w:val="18"/>
-              </w:rPr>
-              <w:t>Reduces technical and feasibility uncertainty, and is the only pre-CRP chance to observe the endpoint the CRP is built on.</w:t>
-            </w:r>
-          </w:p>
-        </w:tc>
-        <w:tc>
-          <w:tcPr>
-            <w:tcW w:type="dxa" w:w="2484"/>
-            <w:tcBorders>
-              <w:bottom w:val="single" w:sz="2" w:space="0" w:color="B9C4BD"/>
-            </w:tcBorders>
-          </w:tcPr>
-          <w:p>
-            <w:pPr>
-              <w:spacing w:before="56" w:after="56" w:lineRule="exact" w:line="209"/>
-              <w:jc w:val="left"/>
-            </w:pPr>
-            <w:r/>
-            <w:r>
-              <w:rPr>
-                <w:b w:val="0"/>
-                <w:i w:val="0"/>
-                <w:sz w:val="18"/>
-              </w:rPr>
-              <w:t>~n=200 study complete or substantially complete with interpretable usability/feasibility evidence, and a count of episodes reaching verified established care.</w:t>
-            </w:r>
-          </w:p>
-        </w:tc>
-        <w:tc>
-          <w:tcPr>
             <w:tcW w:type="dxa" w:w="1944"/>
             <w:tcBorders>
               <w:bottom w:val="single" w:sz="2" w:space="0" w:color="B9C4BD"/>
@@ -2886,13 +2840,13 @@
                 <w:i w:val="0"/>
                 <w:sz w:val="18"/>
               </w:rPr>
-              <w:t>Care-establishment rate and time to establishment across enough episodes to be worth reporting.</w:t>
+              <w:t>The only pre-CRP chance to observe the endpoint the CRP is built on.</w:t>
             </w:r>
           </w:p>
         </w:tc>
         <w:tc>
           <w:tcPr>
-            <w:tcW w:type="dxa" w:w="2700"/>
+            <w:tcW w:type="dxa" w:w="2808"/>
             <w:tcBorders>
               <w:bottom w:val="single" w:sz="2" w:space="0" w:color="B9C4BD"/>
             </w:tcBorders>
@@ -2909,7 +2863,53 @@
                 <w:i w:val="0"/>
                 <w:sz w:val="18"/>
               </w:rPr>
-              <w:t>Phase IIB provides direct feasibility and usability evidence and a first observed measure of care establishment, supporting CRP advancement.</w:t>
+              <w:t>~n=200 study complete or nearly so, with usability and feasibility evidence and a count of episodes reaching verified established care.</w:t>
+            </w:r>
+          </w:p>
+        </w:tc>
+        <w:tc>
+          <w:tcPr>
+            <w:tcW w:type="dxa" w:w="1836"/>
+            <w:tcBorders>
+              <w:bottom w:val="single" w:sz="2" w:space="0" w:color="B9C4BD"/>
+            </w:tcBorders>
+          </w:tcPr>
+          <w:p>
+            <w:pPr>
+              <w:spacing w:before="56" w:after="56" w:lineRule="exact" w:line="209"/>
+              <w:jc w:val="left"/>
+            </w:pPr>
+            <w:r/>
+            <w:r>
+              <w:rPr>
+                <w:b w:val="0"/>
+                <w:i w:val="0"/>
+                <w:sz w:val="18"/>
+              </w:rPr>
+              <w:t>Care-establishment rate and time to establishment, across enough episodes to report.</w:t>
+            </w:r>
+          </w:p>
+        </w:tc>
+        <w:tc>
+          <w:tcPr>
+            <w:tcW w:type="dxa" w:w="2592"/>
+            <w:tcBorders>
+              <w:bottom w:val="single" w:sz="2" w:space="0" w:color="B9C4BD"/>
+            </w:tcBorders>
+          </w:tcPr>
+          <w:p>
+            <w:pPr>
+              <w:spacing w:before="56" w:after="56" w:lineRule="exact" w:line="209"/>
+              <w:jc w:val="left"/>
+            </w:pPr>
+            <w:r/>
+            <w:r>
+              <w:rPr>
+                <w:b w:val="0"/>
+                <w:i w:val="0"/>
+                <w:sz w:val="18"/>
+              </w:rPr>
+              <w:t>Phase IIB gives direct feasibility evidence and a first observed measure of care establishment.</w:t>
             </w:r>
           </w:p>
         </w:tc>
@@ -2944,52 +2944,6 @@
         </w:tc>
         <w:tc>
           <w:tcPr>
-            <w:tcW w:type="dxa" w:w="2052"/>
-            <w:tcBorders>
-              <w:bottom w:val="single" w:sz="2" w:space="0" w:color="B9C4BD"/>
-            </w:tcBorders>
-          </w:tcPr>
-          <w:p>
-            <w:pPr>
-              <w:spacing w:before="56" w:after="56" w:lineRule="exact" w:line="209"/>
-              <w:jc w:val="left"/>
-            </w:pPr>
-            <w:r/>
-            <w:r>
-              <w:rPr>
-                <w:b w:val="0"/>
-                <w:i w:val="0"/>
-                <w:sz w:val="18"/>
-              </w:rPr>
-              <w:t>Interviews are market research. Only a written, conditional commitment is market pull, and it is what the third Statement of Need question turns on.</w:t>
-            </w:r>
-          </w:p>
-        </w:tc>
-        <w:tc>
-          <w:tcPr>
-            <w:tcW w:type="dxa" w:w="2484"/>
-            <w:tcBorders>
-              <w:bottom w:val="single" w:sz="2" w:space="0" w:color="B9C4BD"/>
-            </w:tcBorders>
-          </w:tcPr>
-          <w:p>
-            <w:pPr>
-              <w:spacing w:before="56" w:after="56" w:lineRule="exact" w:line="209"/>
-              <w:jc w:val="left"/>
-            </w:pPr>
-            <w:r/>
-            <w:r>
-              <w:rPr>
-                <w:b w:val="0"/>
-                <w:i w:val="0"/>
-                <w:sz w:val="18"/>
-              </w:rPr>
-              <w:t>At least one written, milestone-conditional letter from a risk-bearing organization naming the population, the endpoint, the POC size, and the budget it would come from, with convergent interviews behind it.</w:t>
-            </w:r>
-          </w:p>
-        </w:tc>
-        <w:tc>
-          <w:tcPr>
             <w:tcW w:type="dxa" w:w="1944"/>
             <w:tcBorders>
               <w:bottom w:val="single" w:sz="2" w:space="0" w:color="B9C4BD"/>
@@ -3007,13 +2961,13 @@
                 <w:i w:val="0"/>
                 <w:sz w:val="18"/>
               </w:rPr>
-              <w:t>More than one such letter, or one that names a price.</w:t>
+              <w:t>Interviews are market research. Only a written commitment is market pull, and the third Statement of Need question turns on it.</w:t>
             </w:r>
           </w:p>
         </w:tc>
         <w:tc>
           <w:tcPr>
-            <w:tcW w:type="dxa" w:w="2700"/>
+            <w:tcW w:type="dxa" w:w="2808"/>
             <w:tcBorders>
               <w:bottom w:val="single" w:sz="2" w:space="0" w:color="B9C4BD"/>
             </w:tcBorders>
@@ -3030,7 +2984,53 @@
                 <w:i w:val="0"/>
                 <w:sz w:val="18"/>
               </w:rPr>
-              <w:t>A risk-bearing buyer has stated in writing what it would take to purchase, and under what conditions it would fund a proof of concept.</w:t>
+              <w:t>One written, milestone-conditional letter from a risk-bearing organization naming population, endpoint, POC size, and budget, with convergent interviews behind it.</w:t>
+            </w:r>
+          </w:p>
+        </w:tc>
+        <w:tc>
+          <w:tcPr>
+            <w:tcW w:type="dxa" w:w="1836"/>
+            <w:tcBorders>
+              <w:bottom w:val="single" w:sz="2" w:space="0" w:color="B9C4BD"/>
+            </w:tcBorders>
+          </w:tcPr>
+          <w:p>
+            <w:pPr>
+              <w:spacing w:before="56" w:after="56" w:lineRule="exact" w:line="209"/>
+              <w:jc w:val="left"/>
+            </w:pPr>
+            <w:r/>
+            <w:r>
+              <w:rPr>
+                <w:b w:val="0"/>
+                <w:i w:val="0"/>
+                <w:sz w:val="18"/>
+              </w:rPr>
+              <w:t>A first paid CareNavigator engagement of any size. Failing that, a second letter, or one that names a price.</w:t>
+            </w:r>
+          </w:p>
+        </w:tc>
+        <w:tc>
+          <w:tcPr>
+            <w:tcW w:type="dxa" w:w="2592"/>
+            <w:tcBorders>
+              <w:bottom w:val="single" w:sz="2" w:space="0" w:color="B9C4BD"/>
+            </w:tcBorders>
+          </w:tcPr>
+          <w:p>
+            <w:pPr>
+              <w:spacing w:before="56" w:after="56" w:lineRule="exact" w:line="209"/>
+              <w:jc w:val="left"/>
+            </w:pPr>
+            <w:r/>
+            <w:r>
+              <w:rPr>
+                <w:b w:val="0"/>
+                <w:i w:val="0"/>
+                <w:sz w:val="18"/>
+              </w:rPr>
+              <w:t>A risk-bearing buyer has stated in writing what it would take to purchase.</w:t>
             </w:r>
           </w:p>
         </w:tc>
@@ -3065,52 +3065,6 @@
         </w:tc>
         <w:tc>
           <w:tcPr>
-            <w:tcW w:type="dxa" w:w="2052"/>
-            <w:tcBorders>
-              <w:bottom w:val="single" w:sz="8" w:space="0" w:color="14453F"/>
-            </w:tcBorders>
-          </w:tcPr>
-          <w:p>
-            <w:pPr>
-              <w:spacing w:before="56" w:after="56" w:lineRule="exact" w:line="209"/>
-              <w:jc w:val="left"/>
-            </w:pPr>
-            <w:r/>
-            <w:r>
-              <w:rPr>
-                <w:b w:val="0"/>
-                <w:i w:val="0"/>
-                <w:sz w:val="18"/>
-              </w:rPr>
-              <w:t>The Fundraising criterion asks whether Olera can secure independent third-party funds equal to or exceeding the NIH request, currently about $4 million. Investor engagement alone does not meet that test.</w:t>
-            </w:r>
-          </w:p>
-        </w:tc>
-        <w:tc>
-          <w:tcPr>
-            <w:tcW w:type="dxa" w:w="2484"/>
-            <w:tcBorders>
-              <w:bottom w:val="single" w:sz="8" w:space="0" w:color="14453F"/>
-            </w:tcBorders>
-          </w:tcPr>
-          <w:p>
-            <w:pPr>
-              <w:spacing w:before="56" w:after="56" w:lineRule="exact" w:line="209"/>
-              <w:jc w:val="left"/>
-            </w:pPr>
-            <w:r/>
-            <w:r>
-              <w:rPr>
-                <w:b w:val="0"/>
-                <w:i w:val="0"/>
-                <w:sz w:val="18"/>
-              </w:rPr>
-              <w:t>Documented third-party interest at or above $4 million, in the forms the NOFO accepts: letters of commitment, letters of intent, or evidence of negotiations.</w:t>
-            </w:r>
-          </w:p>
-        </w:tc>
-        <w:tc>
-          <w:tcPr>
             <w:tcW w:type="dxa" w:w="1944"/>
             <w:tcBorders>
               <w:bottom w:val="single" w:sz="8" w:space="0" w:color="14453F"/>
@@ -3128,13 +3082,59 @@
                 <w:i w:val="0"/>
                 <w:sz w:val="18"/>
               </w:rPr>
-              <w:t>A term sheet or signed conditional commitment contingent on CRP milestones.</w:t>
+              <w:t>The Fundraising criterion asks for independent third-party funds at or above the NIH request, about $4 million. Engagement alone does not meet that test.</w:t>
             </w:r>
           </w:p>
         </w:tc>
         <w:tc>
           <w:tcPr>
-            <w:tcW w:type="dxa" w:w="2700"/>
+            <w:tcW w:type="dxa" w:w="2808"/>
+            <w:tcBorders>
+              <w:bottom w:val="single" w:sz="8" w:space="0" w:color="14453F"/>
+            </w:tcBorders>
+          </w:tcPr>
+          <w:p>
+            <w:pPr>
+              <w:spacing w:before="56" w:after="56" w:lineRule="exact" w:line="209"/>
+              <w:jc w:val="left"/>
+            </w:pPr>
+            <w:r/>
+            <w:r>
+              <w:rPr>
+                <w:b w:val="0"/>
+                <w:i w:val="0"/>
+                <w:sz w:val="18"/>
+              </w:rPr>
+              <w:t>Documented interest at or above $4 million in a form the NOFO accepts: a letter of commitment, a letter of intent, or evidence of negotiations.</w:t>
+            </w:r>
+          </w:p>
+        </w:tc>
+        <w:tc>
+          <w:tcPr>
+            <w:tcW w:type="dxa" w:w="1836"/>
+            <w:tcBorders>
+              <w:bottom w:val="single" w:sz="8" w:space="0" w:color="14453F"/>
+            </w:tcBorders>
+          </w:tcPr>
+          <w:p>
+            <w:pPr>
+              <w:spacing w:before="56" w:after="56" w:lineRule="exact" w:line="209"/>
+              <w:jc w:val="left"/>
+            </w:pPr>
+            <w:r/>
+            <w:r>
+              <w:rPr>
+                <w:b w:val="0"/>
+                <w:i w:val="0"/>
+                <w:sz w:val="18"/>
+              </w:rPr>
+              <w:t>A term sheet or signed commitment contingent on CRP milestones.</w:t>
+            </w:r>
+          </w:p>
+        </w:tc>
+        <w:tc>
+          <w:tcPr>
+            <w:tcW w:type="dxa" w:w="2592"/>
             <w:tcBorders>
               <w:bottom w:val="single" w:sz="8" w:space="0" w:color="14453F"/>
             </w:tcBorders>
@@ -3661,6 +3661,50 @@
               <w:t>Instrument provider acquisition so every paying provider records how it reached Olera</w:t>
             </w:r>
           </w:p>
+          <w:p>
+            <w:pPr>
+              <w:spacing w:before="0" w:after="30" w:lineRule="exact" w:line="209"/>
+              <w:ind w:left="140" w:hanging="140"/>
+              <w:jc w:val="left"/>
+            </w:pPr>
+            <w:r>
+              <w:rPr>
+                <w:color w:val="14453F"/>
+                <w:sz w:val="18"/>
+              </w:rPr>
+              <w:t xml:space="preserve">• </w:t>
+            </w:r>
+            <w:r>
+              <w:rPr>
+                <w:b w:val="0"/>
+                <w:i w:val="0"/>
+                <w:sz w:val="18"/>
+              </w:rPr>
+              <w:t>Finish the institutional-buyer hypothesis and interview guide, which Nashville needs next week</w:t>
+            </w:r>
+          </w:p>
+          <w:p>
+            <w:pPr>
+              <w:spacing w:before="0" w:after="30" w:lineRule="exact" w:line="209"/>
+              <w:ind w:left="140" w:hanging="140"/>
+              <w:jc w:val="left"/>
+            </w:pPr>
+            <w:r>
+              <w:rPr>
+                <w:color w:val="14453F"/>
+                <w:sz w:val="18"/>
+              </w:rPr>
+              <w:t xml:space="preserve">• </w:t>
+            </w:r>
+            <w:r>
+              <w:rPr>
+                <w:b w:val="0"/>
+                <w:i w:val="0"/>
+                <w:sz w:val="18"/>
+              </w:rPr>
+              <w:t>Book Nashville meetings</w:t>
+            </w:r>
+          </w:p>
         </w:tc>
       </w:tr>
       <w:tr>
@@ -3733,7 +3777,7 @@
                 <w:i w:val="0"/>
                 <w:sz w:val="18"/>
               </w:rPr>
-              <w:t>Start selling; start buyer discovery</w:t>
+              <w:t>Start selling; work Nashville</w:t>
             </w:r>
           </w:p>
         </w:tc>
@@ -3786,7 +3830,7 @@
                 <w:i w:val="0"/>
                 <w:sz w:val="18"/>
               </w:rPr>
-              <w:t>Finish institutional-buyer hypothesis/interview guide</w:t>
+              <w:t>Work Nashville Healthcare Sessions, September 13 to 15, for agency prospects and first buyer introductions</w:t>
             </w:r>
           </w:p>
           <w:p>
@@ -3923,6 +3967,28 @@
               <w:jc w:val="left"/>
             </w:pPr>
             <w:r/>
+            <w:r>
+              <w:rPr>
+                <w:color w:val="14453F"/>
+                <w:sz w:val="18"/>
+              </w:rPr>
+              <w:t xml:space="preserve">• </w:t>
+            </w:r>
+            <w:r>
+              <w:rPr>
+                <w:b w:val="0"/>
+                <w:i w:val="0"/>
+                <w:sz w:val="18"/>
+              </w:rPr>
+              <w:t>Follow up every Nashville conversation within five days</w:t>
+            </w:r>
+          </w:p>
+          <w:p>
+            <w:pPr>
+              <w:spacing w:before="0" w:after="30" w:lineRule="exact" w:line="209"/>
+              <w:ind w:left="140" w:hanging="140"/>
+              <w:jc w:val="left"/>
+            </w:pPr>
             <w:r>
               <w:rPr>
                 <w:color w:val="14453F"/>
@@ -4743,7 +4809,7 @@
                 <w:i w:val="0"/>
                 <w:sz w:val="18"/>
               </w:rPr>
-              <w:t>Month 2 review</w:t>
+              <w:t>Month 2 review; book HLTH</w:t>
             </w:r>
           </w:p>
         </w:tc>
@@ -4797,6 +4863,28 @@
                 <w:sz w:val="18"/>
               </w:rPr>
               <w:t>Decide whether the letter and financing rows are on track or need a different approach</w:t>
+            </w:r>
+          </w:p>
+          <w:p>
+            <w:pPr>
+              <w:spacing w:before="0" w:after="30" w:lineRule="exact" w:line="209"/>
+              <w:ind w:left="140" w:hanging="140"/>
+              <w:jc w:val="left"/>
+            </w:pPr>
+            <w:r>
+              <w:rPr>
+                <w:color w:val="14453F"/>
+                <w:sz w:val="18"/>
+              </w:rPr>
+              <w:t xml:space="preserve">• </w:t>
+            </w:r>
+            <w:r>
+              <w:rPr>
+                <w:b w:val="0"/>
+                <w:i w:val="0"/>
+                <w:sz w:val="18"/>
+              </w:rPr>
+              <w:t>Book HLTH meetings with buyers and investors</w:t>
             </w:r>
           </w:p>
         </w:tc>
@@ -4871,7 +4959,7 @@
                 <w:i w:val="0"/>
                 <w:sz w:val="18"/>
               </w:rPr>
-              <w:t>Use conferences strategically</w:t>
+              <w:t>Prepare the HLTH ask</w:t>
             </w:r>
           </w:p>
         </w:tc>
@@ -4902,7 +4990,7 @@
                 <w:i w:val="0"/>
                 <w:sz w:val="18"/>
               </w:rPr>
-              <w:t>Meet targeted investors/buyers</w:t>
+              <w:t>Assemble the evidence pack: traction, product state, study progress</w:t>
             </w:r>
           </w:p>
           <w:p>
@@ -4924,51 +5012,7 @@
                 <w:i w:val="0"/>
                 <w:sz w:val="18"/>
               </w:rPr>
-              <w:t>Test thesis</w:t>
-            </w:r>
-          </w:p>
-          <w:p>
-            <w:pPr>
-              <w:spacing w:before="0" w:after="30" w:lineRule="exact" w:line="209"/>
-              <w:ind w:left="140" w:hanging="140"/>
-              <w:jc w:val="left"/>
-            </w:pPr>
-            <w:r>
-              <w:rPr>
-                <w:color w:val="14453F"/>
-                <w:sz w:val="18"/>
-              </w:rPr>
-              <w:t xml:space="preserve">• </w:t>
-            </w:r>
-            <w:r>
-              <w:rPr>
-                <w:b w:val="0"/>
-                <w:i w:val="0"/>
-                <w:sz w:val="18"/>
-              </w:rPr>
-              <w:t>Capture objections and required evidence</w:t>
-            </w:r>
-          </w:p>
-          <w:p>
-            <w:pPr>
-              <w:spacing w:before="0" w:after="30" w:lineRule="exact" w:line="209"/>
-              <w:ind w:left="140" w:hanging="140"/>
-              <w:jc w:val="left"/>
-            </w:pPr>
-            <w:r>
-              <w:rPr>
-                <w:color w:val="14453F"/>
-                <w:sz w:val="18"/>
-              </w:rPr>
-              <w:t xml:space="preserve">• </w:t>
-            </w:r>
-            <w:r>
-              <w:rPr>
-                <w:b w:val="0"/>
-                <w:i w:val="0"/>
-                <w:sz w:val="18"/>
-              </w:rPr>
-              <w:t>Ask for written milestone-conditional interest rather than endorsement</w:t>
+              <w:t>Finalize the letter of intent and the $4 million financing ask so both are ready to hand over</w:t>
             </w:r>
           </w:p>
           <w:p>
@@ -5065,7 +5109,7 @@
                 <w:i w:val="0"/>
                 <w:sz w:val="18"/>
               </w:rPr>
-              <w:t>Convert conversations into commitments</w:t>
+              <w:t>Draft the application; lock the HLTH schedule</w:t>
             </w:r>
           </w:p>
         </w:tc>
@@ -5096,7 +5140,7 @@
                 <w:i w:val="0"/>
                 <w:sz w:val="18"/>
               </w:rPr>
-              <w:t>Follow up within five days</w:t>
+              <w:t>Draft Research Strategy and Commercialization Plan from the evidence to date, so HLTH is pitched from a written thesis rather than an improvised one</w:t>
             </w:r>
           </w:p>
           <w:p>
@@ -5118,7 +5162,7 @@
                 <w:i w:val="0"/>
                 <w:sz w:val="18"/>
               </w:rPr>
-              <w:t>Move buyers toward a signed letter of intent</w:t>
+              <w:t>State the proportionality answer explicitly, why $4 million against the modeled run rate</w:t>
             </w:r>
           </w:p>
           <w:p>
@@ -5140,29 +5184,7 @@
                 <w:i w:val="0"/>
                 <w:sz w:val="18"/>
               </w:rPr>
-              <w:t>Move investors toward documented interest at or above $4 million</w:t>
-            </w:r>
-          </w:p>
-          <w:p>
-            <w:pPr>
-              <w:spacing w:before="0" w:after="30" w:lineRule="exact" w:line="209"/>
-              <w:ind w:left="140" w:hanging="140"/>
-              <w:jc w:val="left"/>
-            </w:pPr>
-            <w:r>
-              <w:rPr>
-                <w:color w:val="14453F"/>
-                <w:sz w:val="18"/>
-              </w:rPr>
-              <w:t xml:space="preserve">• </w:t>
-            </w:r>
-            <w:r>
-              <w:rPr>
-                <w:b w:val="0"/>
-                <w:i w:val="0"/>
-                <w:sz w:val="18"/>
-              </w:rPr>
-              <w:t>Record what each declined and why</w:t>
+              <w:t>Confirm every HLTH meeting and what each one is being asked for</w:t>
             </w:r>
           </w:p>
         </w:tc>
@@ -5237,7 +5259,7 @@
                 <w:i w:val="0"/>
                 <w:sz w:val="18"/>
               </w:rPr>
-              <w:t>Draft the application</w:t>
+              <w:t>HLTH</w:t>
             </w:r>
           </w:p>
         </w:tc>
@@ -5268,7 +5290,7 @@
                 <w:i w:val="0"/>
                 <w:sz w:val="18"/>
               </w:rPr>
-              <w:t>Draft Research Strategy and Commercialization Plan from the now-better-supported thesis</w:t>
+              <w:t>Buyer and investor meetings against the prepared ask</w:t>
             </w:r>
           </w:p>
           <w:p>
@@ -5290,7 +5312,7 @@
                 <w:i w:val="0"/>
                 <w:sz w:val="18"/>
               </w:rPr>
-              <w:t>State the proportionality answer explicitly, why $4 million against the modeled run rate</w:t>
+              <w:t>Ask for written milestone-conditional interest rather than endorsement</w:t>
             </w:r>
           </w:p>
           <w:p>
@@ -5312,7 +5334,29 @@
                 <w:i w:val="0"/>
                 <w:sz w:val="18"/>
               </w:rPr>
-              <w:t>Identify remaining evidence gaps</w:t>
+              <w:t>Where a buyer raises a small paid pilot, pursue it ahead of the letter</w:t>
+            </w:r>
+          </w:p>
+          <w:p>
+            <w:pPr>
+              <w:spacing w:before="0" w:after="30" w:lineRule="exact" w:line="209"/>
+              <w:ind w:left="140" w:hanging="140"/>
+              <w:jc w:val="left"/>
+            </w:pPr>
+            <w:r>
+              <w:rPr>
+                <w:color w:val="14453F"/>
+                <w:sz w:val="18"/>
+              </w:rPr>
+              <w:t xml:space="preserve">• </w:t>
+            </w:r>
+            <w:r>
+              <w:rPr>
+                <w:b w:val="0"/>
+                <w:i w:val="0"/>
+                <w:sz w:val="18"/>
+              </w:rPr>
+              <w:t>Capture objections and the evidence each one would need</w:t>
             </w:r>
           </w:p>
         </w:tc>
@@ -5387,7 +5431,7 @@
                 <w:i w:val="0"/>
                 <w:sz w:val="18"/>
               </w:rPr>
-              <w:t>Hold the line</w:t>
+              <w:t>Hold the line; follow up HLTH</w:t>
             </w:r>
           </w:p>
         </w:tc>
@@ -5418,7 +5462,51 @@
                 <w:i w:val="0"/>
                 <w:sz w:val="18"/>
               </w:rPr>
-              <w:t>Maintain sales, study execution, buyer follow-up, and evidence capture through the holiday week</w:t>
+              <w:t>Follow up every HLTH conversation within five days, which falls inside this week and is the one thing that cannot wait</w:t>
+            </w:r>
+          </w:p>
+          <w:p>
+            <w:pPr>
+              <w:spacing w:before="0" w:after="30" w:lineRule="exact" w:line="209"/>
+              <w:ind w:left="140" w:hanging="140"/>
+              <w:jc w:val="left"/>
+            </w:pPr>
+            <w:r>
+              <w:rPr>
+                <w:color w:val="14453F"/>
+                <w:sz w:val="18"/>
+              </w:rPr>
+              <w:t xml:space="preserve">• </w:t>
+            </w:r>
+            <w:r>
+              <w:rPr>
+                <w:b w:val="0"/>
+                <w:i w:val="0"/>
+                <w:sz w:val="18"/>
+              </w:rPr>
+              <w:t>Maintain sales, study execution, and evidence capture through the holiday week</w:t>
+            </w:r>
+          </w:p>
+          <w:p>
+            <w:pPr>
+              <w:spacing w:before="0" w:after="30" w:lineRule="exact" w:line="209"/>
+              <w:ind w:left="140" w:hanging="140"/>
+              <w:jc w:val="left"/>
+            </w:pPr>
+            <w:r>
+              <w:rPr>
+                <w:color w:val="14453F"/>
+                <w:sz w:val="18"/>
+              </w:rPr>
+              <w:t xml:space="preserve">• </w:t>
+            </w:r>
+            <w:r>
+              <w:rPr>
+                <w:b w:val="0"/>
+                <w:i w:val="0"/>
+                <w:sz w:val="18"/>
+              </w:rPr>
+              <w:t>Start nothing else new</w:t>
             </w:r>
           </w:p>
         </w:tc>
@@ -5493,7 +5581,7 @@
                 <w:i w:val="0"/>
                 <w:sz w:val="18"/>
               </w:rPr>
-              <w:t>Prove traction</w:t>
+              <w:t>Convert HLTH; prove traction</w:t>
             </w:r>
           </w:p>
         </w:tc>
@@ -5524,7 +5612,73 @@
                 <w:i w:val="0"/>
                 <w:sz w:val="18"/>
               </w:rPr>
-              <w:t>Show retention/repeat purchase</w:t>
+              <w:t>Move buyers toward a signed letter of intent</w:t>
+            </w:r>
+          </w:p>
+          <w:p>
+            <w:pPr>
+              <w:spacing w:before="0" w:after="30" w:lineRule="exact" w:line="209"/>
+              <w:ind w:left="140" w:hanging="140"/>
+              <w:jc w:val="left"/>
+            </w:pPr>
+            <w:r>
+              <w:rPr>
+                <w:color w:val="14453F"/>
+                <w:sz w:val="18"/>
+              </w:rPr>
+              <w:t xml:space="preserve">• </w:t>
+            </w:r>
+            <w:r>
+              <w:rPr>
+                <w:b w:val="0"/>
+                <w:i w:val="0"/>
+                <w:sz w:val="18"/>
+              </w:rPr>
+              <w:t>Move investors toward documented interest at or above $4 million</w:t>
+            </w:r>
+          </w:p>
+          <w:p>
+            <w:pPr>
+              <w:spacing w:before="0" w:after="30" w:lineRule="exact" w:line="209"/>
+              <w:ind w:left="140" w:hanging="140"/>
+              <w:jc w:val="left"/>
+            </w:pPr>
+            <w:r>
+              <w:rPr>
+                <w:color w:val="14453F"/>
+                <w:sz w:val="18"/>
+              </w:rPr>
+              <w:t xml:space="preserve">• </w:t>
+            </w:r>
+            <w:r>
+              <w:rPr>
+                <w:b w:val="0"/>
+                <w:i w:val="0"/>
+                <w:sz w:val="18"/>
+              </w:rPr>
+              <w:t>Record what each declined and why</w:t>
+            </w:r>
+          </w:p>
+          <w:p>
+            <w:pPr>
+              <w:spacing w:before="0" w:after="30" w:lineRule="exact" w:line="209"/>
+              <w:ind w:left="140" w:hanging="140"/>
+              <w:jc w:val="left"/>
+            </w:pPr>
+            <w:r>
+              <w:rPr>
+                <w:color w:val="14453F"/>
+                <w:sz w:val="18"/>
+              </w:rPr>
+              <w:t xml:space="preserve">• </w:t>
+            </w:r>
+            <w:r>
+              <w:rPr>
+                <w:b w:val="0"/>
+                <w:i w:val="0"/>
+                <w:sz w:val="18"/>
+              </w:rPr>
+              <w:t>Show retention and repeat purchase</w:t>
             </w:r>
           </w:p>
           <w:p>
@@ -5547,28 +5701,6 @@
                 <w:sz w:val="18"/>
               </w:rPr>
               <w:t>Consolidate CareNavigator V&amp;V data and the care-establishment count</w:t>
-            </w:r>
-          </w:p>
-          <w:p>
-            <w:pPr>
-              <w:spacing w:before="0" w:after="30" w:lineRule="exact" w:line="209"/>
-              <w:ind w:left="140" w:hanging="140"/>
-              <w:jc w:val="left"/>
-            </w:pPr>
-            <w:r>
-              <w:rPr>
-                <w:color w:val="14453F"/>
-                <w:sz w:val="18"/>
-              </w:rPr>
-              <w:t xml:space="preserve">• </w:t>
-            </w:r>
-            <w:r>
-              <w:rPr>
-                <w:b w:val="0"/>
-                <w:i w:val="0"/>
-                <w:sz w:val="18"/>
-              </w:rPr>
-              <w:t>Update economics and buyer evidence</w:t>
             </w:r>
           </w:p>
         </w:tc>
@@ -5719,6 +5851,28 @@
                 <w:sz w:val="18"/>
               </w:rPr>
               <w:t>Close the outstanding letters of intent and financing letters</w:t>
+            </w:r>
+          </w:p>
+          <w:p>
+            <w:pPr>
+              <w:spacing w:before="0" w:after="30" w:lineRule="exact" w:line="209"/>
+              <w:ind w:left="140" w:hanging="140"/>
+              <w:jc w:val="left"/>
+            </w:pPr>
+            <w:r>
+              <w:rPr>
+                <w:color w:val="14453F"/>
+                <w:sz w:val="18"/>
+              </w:rPr>
+              <w:t xml:space="preserve">• </w:t>
+            </w:r>
+            <w:r>
+              <w:rPr>
+                <w:b w:val="0"/>
+                <w:i w:val="0"/>
+                <w:sz w:val="18"/>
+              </w:rPr>
+              <w:t>Execute any paid engagement now rather than in January</w:t>
             </w:r>
           </w:p>
         </w:tc>
@@ -6256,7 +6410,7 @@
           <w:i w:val="0"/>
           <w:sz w:val="18"/>
         </w:rPr>
-        <w:t xml:space="preserve"> The same eighteen weeks as a schedule, so the overlaps are visible. The letter of intent and the financing test start once there is something to show, and both have to close before the evidence freezes in Week 15.</w:t>
+        <w:t xml:space="preserve"> The same eighteen weeks as a schedule, so the overlaps are visible. The two conferences are marked: Nashville in Week 3, before there is much to show, and HLTH in Week 12, four weeks before the internal deadline and the last chance to ask a room for a letter. The J.P. Morgan Healthcare Conference falls in mid-January and is a constraint on the calendar rather than an activity in this plan.</w:t>
       </w:r>
     </w:p>
     <w:p>

--- a/docs/crp/passes/pre-crp-v4-src/Olera_Pre_CRP_RD_Commercialization_and_Execution_Plan.docx
+++ b/docs/crp/passes/pre-crp-v4-src/Olera_Pre_CRP_RD_Commercialization_and_Execution_Plan.docx
@@ -3411,7 +3411,7 @@
                 <w:i w:val="0"/>
                 <w:sz w:val="18"/>
               </w:rPr>
-              <w:t>Decide and set the baseline</w:t>
+              <w:t>Decide on direction</w:t>
             </w:r>
           </w:p>
         </w:tc>
@@ -3442,7 +3442,7 @@
                 <w:i w:val="0"/>
                 <w:sz w:val="18"/>
               </w:rPr>
-              <w:t>Lock target/stretch goals</w:t>
+              <w:t>Agree Sections 1 to 6</w:t>
             </w:r>
           </w:p>
           <w:p>
@@ -3464,7 +3464,7 @@
                 <w:i w:val="0"/>
                 <w:sz w:val="18"/>
               </w:rPr>
-              <w:t>Choose beachhead emphasis</w:t>
+              <w:t>Stand up the weekly dashboard</w:t>
             </w:r>
           </w:p>
           <w:p>
@@ -3486,29 +3486,7 @@
                 <w:i w:val="0"/>
                 <w:sz w:val="18"/>
               </w:rPr>
-              <w:t>Record baseline provider, product, buyer, and CareNavigator metrics</w:t>
-            </w:r>
-          </w:p>
-          <w:p>
-            <w:pPr>
-              <w:spacing w:before="0" w:after="30" w:lineRule="exact" w:line="209"/>
-              <w:ind w:left="140" w:hanging="140"/>
-              <w:jc w:val="left"/>
-            </w:pPr>
-            <w:r>
-              <w:rPr>
-                <w:color w:val="14453F"/>
-                <w:sz w:val="18"/>
-              </w:rPr>
-              <w:t xml:space="preserve">• </w:t>
-            </w:r>
-            <w:r>
-              <w:rPr>
-                <w:b w:val="0"/>
-                <w:i w:val="0"/>
-                <w:sz w:val="18"/>
-              </w:rPr>
-              <w:t>Stand up weekly dashboard</w:t>
+              <w:t>Plan the Nashville meetings</w:t>
             </w:r>
           </w:p>
         </w:tc>
@@ -3583,7 +3561,7 @@
                 <w:i w:val="0"/>
                 <w:sz w:val="18"/>
               </w:rPr>
-              <w:t>Package the offers</w:t>
+              <w:t>Prepare the offers, the interviews, and the build</w:t>
             </w:r>
           </w:p>
         </w:tc>
@@ -3614,7 +3592,7 @@
                 <w:i w:val="0"/>
                 <w:sz w:val="18"/>
               </w:rPr>
-              <w:t>Finalize Client Growth and Staffing offers, pricing, terms, delivery workflow, and target agency list</w:t>
+              <w:t>Finalize the Client Growth package</w:t>
             </w:r>
           </w:p>
           <w:p>
@@ -3636,7 +3614,7 @@
                 <w:i w:val="0"/>
                 <w:sz w:val="18"/>
               </w:rPr>
-              <w:t>Define what will be measured</w:t>
+              <w:t>Finalize the Client Growth customer acquisition strategy</w:t>
             </w:r>
           </w:p>
           <w:p>
@@ -3658,7 +3636,7 @@
                 <w:i w:val="0"/>
                 <w:sz w:val="18"/>
               </w:rPr>
-              <w:t>Instrument provider acquisition so every paying provider records how it reached Olera</w:t>
+              <w:t>Finalize the Caregiver Staffing package</w:t>
             </w:r>
           </w:p>
           <w:p>
@@ -3680,7 +3658,7 @@
                 <w:i w:val="0"/>
                 <w:sz w:val="18"/>
               </w:rPr>
-              <w:t>Finish the institutional-buyer hypothesis and interview guide, which Nashville needs next week</w:t>
+              <w:t>Build the target agency list for Client Growth and Staffing</w:t>
             </w:r>
           </w:p>
           <w:p>
@@ -3702,7 +3680,73 @@
                 <w:i w:val="0"/>
                 <w:sz w:val="18"/>
               </w:rPr>
-              <w:t>Book Nashville meetings</w:t>
+              <w:t>Set up university pipelines for Staffing</w:t>
+            </w:r>
+          </w:p>
+          <w:p>
+            <w:pPr>
+              <w:spacing w:before="0" w:after="30" w:lineRule="exact" w:line="209"/>
+              <w:ind w:left="140" w:hanging="140"/>
+              <w:jc w:val="left"/>
+            </w:pPr>
+            <w:r>
+              <w:rPr>
+                <w:color w:val="14453F"/>
+                <w:sz w:val="18"/>
+              </w:rPr>
+              <w:t xml:space="preserve">• </w:t>
+            </w:r>
+            <w:r>
+              <w:rPr>
+                <w:b w:val="0"/>
+                <w:i w:val="0"/>
+                <w:sz w:val="18"/>
+              </w:rPr>
+              <w:t>Finish the institutional-buyer interview guide</w:t>
+            </w:r>
+          </w:p>
+          <w:p>
+            <w:pPr>
+              <w:spacing w:before="0" w:after="30" w:lineRule="exact" w:line="209"/>
+              <w:ind w:left="140" w:hanging="140"/>
+              <w:jc w:val="left"/>
+            </w:pPr>
+            <w:r>
+              <w:rPr>
+                <w:color w:val="14453F"/>
+                <w:sz w:val="18"/>
+              </w:rPr>
+              <w:t xml:space="preserve">• </w:t>
+            </w:r>
+            <w:r>
+              <w:rPr>
+                <w:b w:val="0"/>
+                <w:i w:val="0"/>
+                <w:sz w:val="18"/>
+              </w:rPr>
+              <w:t>Prospect MA/ACO conversations</w:t>
+            </w:r>
+          </w:p>
+          <w:p>
+            <w:pPr>
+              <w:spacing w:before="0" w:after="30" w:lineRule="exact" w:line="209"/>
+              <w:ind w:left="140" w:hanging="140"/>
+              <w:jc w:val="left"/>
+            </w:pPr>
+            <w:r>
+              <w:rPr>
+                <w:color w:val="14453F"/>
+                <w:sz w:val="18"/>
+              </w:rPr>
+              <w:t xml:space="preserve">• </w:t>
+            </w:r>
+            <w:r>
+              <w:rPr>
+                <w:b w:val="0"/>
+                <w:i w:val="0"/>
+                <w:sz w:val="18"/>
+              </w:rPr>
+              <w:t>Design the CareNavigator first generation</w:t>
             </w:r>
           </w:p>
         </w:tc>
@@ -3777,7 +3821,7 @@
                 <w:i w:val="0"/>
                 <w:sz w:val="18"/>
               </w:rPr>
-              <w:t>Start selling; work Nashville</w:t>
+              <w:t>Start selling provider products</w:t>
             </w:r>
           </w:p>
         </w:tc>
@@ -3808,7 +3852,7 @@
                 <w:i w:val="0"/>
                 <w:sz w:val="18"/>
               </w:rPr>
-              <w:t>Launch concentrated provider outreach</w:t>
+              <w:t>Launch Client Growth and Staffing sales to the target list</w:t>
             </w:r>
           </w:p>
           <w:p>
@@ -3830,7 +3874,7 @@
                 <w:i w:val="0"/>
                 <w:sz w:val="18"/>
               </w:rPr>
-              <w:t>Work Nashville Healthcare Sessions, September 13 to 15, for agency prospects and first buyer introductions</w:t>
+              <w:t>Work Nashville Healthcare Sessions, September 13 to 15, for institutional buyer and investor introductions</w:t>
             </w:r>
           </w:p>
           <w:p>
@@ -3874,7 +3918,29 @@
                 <w:i w:val="0"/>
                 <w:sz w:val="18"/>
               </w:rPr>
-              <w:t>Draft the letter of intent buyers will eventually be asked to sign</w:t>
+              <w:t>Build CareNavigator Gen 1</w:t>
+            </w:r>
+          </w:p>
+          <w:p>
+            <w:pPr>
+              <w:spacing w:before="0" w:after="30" w:lineRule="exact" w:line="209"/>
+              <w:ind w:left="140" w:hanging="140"/>
+              <w:jc w:val="left"/>
+            </w:pPr>
+            <w:r>
+              <w:rPr>
+                <w:color w:val="14453F"/>
+                <w:sz w:val="18"/>
+              </w:rPr>
+              <w:t xml:space="preserve">• </w:t>
+            </w:r>
+            <w:r>
+              <w:rPr>
+                <w:b w:val="0"/>
+                <w:i w:val="0"/>
+                <w:sz w:val="18"/>
+              </w:rPr>
+              <w:t>Prepare the investor pitch deck</w:t>
             </w:r>
           </w:p>
         </w:tc>
@@ -3980,51 +4046,7 @@
                 <w:i w:val="0"/>
                 <w:sz w:val="18"/>
               </w:rPr>
-              <w:t>Follow up every Nashville conversation within five days</w:t>
-            </w:r>
-          </w:p>
-          <w:p>
-            <w:pPr>
-              <w:spacing w:before="0" w:after="30" w:lineRule="exact" w:line="209"/>
-              <w:ind w:left="140" w:hanging="140"/>
-              <w:jc w:val="left"/>
-            </w:pPr>
-            <w:r>
-              <w:rPr>
-                <w:color w:val="14453F"/>
-                <w:sz w:val="18"/>
-              </w:rPr>
-              <w:t xml:space="preserve">• </w:t>
-            </w:r>
-            <w:r>
-              <w:rPr>
-                <w:b w:val="0"/>
-                <w:i w:val="0"/>
-                <w:sz w:val="18"/>
-              </w:rPr>
-              <w:t>Freeze first-generation CareNavigator requirements and V&amp;V plan</w:t>
-            </w:r>
-          </w:p>
-          <w:p>
-            <w:pPr>
-              <w:spacing w:before="0" w:after="30" w:lineRule="exact" w:line="209"/>
-              <w:ind w:left="140" w:hanging="140"/>
-              <w:jc w:val="left"/>
-            </w:pPr>
-            <w:r>
-              <w:rPr>
-                <w:color w:val="14453F"/>
-                <w:sz w:val="18"/>
-              </w:rPr>
-              <w:t xml:space="preserve">• </w:t>
-            </w:r>
-            <w:r>
-              <w:rPr>
-                <w:b w:val="0"/>
-                <w:i w:val="0"/>
-                <w:sz w:val="18"/>
-              </w:rPr>
-              <w:t>Add care-establishment verification to the study instrumentation so episodes reaching established care can be counted</w:t>
+              <w:t>Lock CareNavigator Gen 1 requirements and the Phase IIB n=200 study plan</w:t>
             </w:r>
           </w:p>
           <w:p>
@@ -4174,7 +4196,29 @@
                 <w:i w:val="0"/>
                 <w:sz w:val="18"/>
               </w:rPr>
-              <w:t>Close first paying provider(s) and record the acquisition source of each</w:t>
+              <w:t>Close first paying provider(s)</w:t>
+            </w:r>
+          </w:p>
+          <w:p>
+            <w:pPr>
+              <w:spacing w:before="0" w:after="30" w:lineRule="exact" w:line="209"/>
+              <w:ind w:left="140" w:hanging="140"/>
+              <w:jc w:val="left"/>
+            </w:pPr>
+            <w:r>
+              <w:rPr>
+                <w:color w:val="14453F"/>
+                <w:sz w:val="18"/>
+              </w:rPr>
+              <w:t xml:space="preserve">• </w:t>
+            </w:r>
+            <w:r>
+              <w:rPr>
+                <w:b w:val="0"/>
+                <w:i w:val="0"/>
+                <w:sz w:val="18"/>
+              </w:rPr>
+              <w:t>Begin servicing providers</w:t>
             </w:r>
           </w:p>
           <w:p>
@@ -4218,7 +4262,7 @@
                 <w:i w:val="0"/>
                 <w:sz w:val="18"/>
               </w:rPr>
-              <w:t>Review Month 1 against scorecard</w:t>
+              <w:t>Finish CareNavigator Gen 1 v1</w:t>
             </w:r>
           </w:p>
         </w:tc>
@@ -4293,7 +4337,7 @@
                 <w:i w:val="0"/>
                 <w:sz w:val="18"/>
               </w:rPr>
-              <w:t>Make delivery repeatable; open the financing conversation</w:t>
+              <w:t>Open the financing conversation; start the study</w:t>
             </w:r>
           </w:p>
         </w:tc>
@@ -4311,50 +4355,6 @@
               <w:jc w:val="left"/>
             </w:pPr>
             <w:r/>
-            <w:r>
-              <w:rPr>
-                <w:color w:val="14453F"/>
-                <w:sz w:val="18"/>
-              </w:rPr>
-              <w:t xml:space="preserve">• </w:t>
-            </w:r>
-            <w:r>
-              <w:rPr>
-                <w:b w:val="0"/>
-                <w:i w:val="0"/>
-                <w:sz w:val="18"/>
-              </w:rPr>
-              <w:t>Standardize delivery from first customers</w:t>
-            </w:r>
-          </w:p>
-          <w:p>
-            <w:pPr>
-              <w:spacing w:before="0" w:after="30" w:lineRule="exact" w:line="209"/>
-              <w:ind w:left="140" w:hanging="140"/>
-              <w:jc w:val="left"/>
-            </w:pPr>
-            <w:r>
-              <w:rPr>
-                <w:color w:val="14453F"/>
-                <w:sz w:val="18"/>
-              </w:rPr>
-              <w:t xml:space="preserve">• </w:t>
-            </w:r>
-            <w:r>
-              <w:rPr>
-                <w:b w:val="0"/>
-                <w:i w:val="0"/>
-                <w:sz w:val="18"/>
-              </w:rPr>
-              <w:t>Continue buyer discovery</w:t>
-            </w:r>
-          </w:p>
-          <w:p>
-            <w:pPr>
-              <w:spacing w:before="0" w:after="30" w:lineRule="exact" w:line="209"/>
-              <w:ind w:left="140" w:hanging="140"/>
-              <w:jc w:val="left"/>
-            </w:pPr>
             <w:r>
               <w:rPr>
                 <w:color w:val="14453F"/>
@@ -4391,6 +4391,50 @@
                 <w:sz w:val="18"/>
               </w:rPr>
               <w:t>Open investor conversations against the $4 million post-CRP requirement</w:t>
+            </w:r>
+          </w:p>
+          <w:p>
+            <w:pPr>
+              <w:spacing w:before="0" w:after="30" w:lineRule="exact" w:line="209"/>
+              <w:ind w:left="140" w:hanging="140"/>
+              <w:jc w:val="left"/>
+            </w:pPr>
+            <w:r>
+              <w:rPr>
+                <w:color w:val="14453F"/>
+                <w:sz w:val="18"/>
+              </w:rPr>
+              <w:t xml:space="preserve">• </w:t>
+            </w:r>
+            <w:r>
+              <w:rPr>
+                <w:b w:val="0"/>
+                <w:i w:val="0"/>
+                <w:sz w:val="18"/>
+              </w:rPr>
+              <w:t>Continue buyer interviews</w:t>
+            </w:r>
+          </w:p>
+          <w:p>
+            <w:pPr>
+              <w:spacing w:before="0" w:after="30" w:lineRule="exact" w:line="209"/>
+              <w:ind w:left="140" w:hanging="140"/>
+              <w:jc w:val="left"/>
+            </w:pPr>
+            <w:r>
+              <w:rPr>
+                <w:color w:val="14453F"/>
+                <w:sz w:val="18"/>
+              </w:rPr>
+              <w:t xml:space="preserve">• </w:t>
+            </w:r>
+            <w:r>
+              <w:rPr>
+                <w:b w:val="0"/>
+                <w:i w:val="0"/>
+                <w:sz w:val="18"/>
+              </w:rPr>
+              <w:t>Begin the Phase IIB family study</w:t>
             </w:r>
           </w:p>
         </w:tc>
@@ -4496,7 +4540,7 @@
                 <w:i w:val="0"/>
                 <w:sz w:val="18"/>
               </w:rPr>
-              <w:t>Convert next provider cohort</w:t>
+              <w:t>Convert the next provider cohort</w:t>
             </w:r>
           </w:p>
           <w:p>
@@ -4518,29 +4562,7 @@
                 <w:i w:val="0"/>
                 <w:sz w:val="18"/>
               </w:rPr>
-              <w:t>Pursue first repeat purchase/retention evidence</w:t>
-            </w:r>
-          </w:p>
-          <w:p>
-            <w:pPr>
-              <w:spacing w:before="0" w:after="30" w:lineRule="exact" w:line="209"/>
-              <w:ind w:left="140" w:hanging="140"/>
-              <w:jc w:val="left"/>
-            </w:pPr>
-            <w:r>
-              <w:rPr>
-                <w:color w:val="14453F"/>
-                <w:sz w:val="18"/>
-              </w:rPr>
-              <w:t xml:space="preserve">• </w:t>
-            </w:r>
-            <w:r>
-              <w:rPr>
-                <w:b w:val="0"/>
-                <w:i w:val="0"/>
-                <w:sz w:val="18"/>
-              </w:rPr>
-              <w:t>Begin/continue family V&amp;V study</w:t>
+              <w:t>Pursue first repeat purchase and retention evidence</w:t>
             </w:r>
           </w:p>
           <w:p>
@@ -4637,7 +4659,7 @@
                 <w:i w:val="0"/>
                 <w:sz w:val="18"/>
               </w:rPr>
-              <w:t>Converge on evidence requirements</w:t>
+              <w:t>Revise the CRP architecture</w:t>
             </w:r>
           </w:p>
         </w:tc>
@@ -4668,7 +4690,7 @@
                 <w:i w:val="0"/>
                 <w:sz w:val="18"/>
               </w:rPr>
-              <w:t>Synthesize buyer interviews</w:t>
+              <w:t>Revise the Research Strategy and Commercialization Plan architecture on the findings from Weeks 1 to 7</w:t>
             </w:r>
           </w:p>
           <w:p>
@@ -4690,7 +4712,7 @@
                 <w:i w:val="0"/>
                 <w:sz w:val="18"/>
               </w:rPr>
-              <w:t>Identify convergent endpoints, data requirements, and POC expectations</w:t>
+              <w:t>Continue provider sales</w:t>
             </w:r>
           </w:p>
           <w:p>
@@ -4712,7 +4734,7 @@
                 <w:i w:val="0"/>
                 <w:sz w:val="18"/>
               </w:rPr>
-              <w:t>Revise CRP architecture accordingly</w:t>
+              <w:t>Continue the Phase IIB study</w:t>
             </w:r>
           </w:p>
           <w:p>
@@ -4734,7 +4756,7 @@
                 <w:i w:val="0"/>
                 <w:sz w:val="18"/>
               </w:rPr>
-              <w:t>Put the first letter of intent in front of the most engaged buyer</w:t>
+              <w:t>Continue investor conversations</w:t>
             </w:r>
           </w:p>
         </w:tc>
@@ -4809,7 +4831,7 @@
                 <w:i w:val="0"/>
                 <w:sz w:val="18"/>
               </w:rPr>
-              <w:t>Month 2 review; book HLTH</w:t>
+              <w:t>Month 2 review; plan HLTH</w:t>
             </w:r>
           </w:p>
         </w:tc>
@@ -4840,7 +4862,7 @@
                 <w:i w:val="0"/>
                 <w:sz w:val="18"/>
               </w:rPr>
-              <w:t>Review traction, CareNavigator development, study progress, buyer discovery, and financing against target/stretch scorecard</w:t>
+              <w:t>Continue provider sales</w:t>
             </w:r>
           </w:p>
           <w:p>
@@ -4862,7 +4884,7 @@
                 <w:i w:val="0"/>
                 <w:sz w:val="18"/>
               </w:rPr>
-              <w:t>Decide whether the letter and financing rows are on track or need a different approach</w:t>
+              <w:t>Continue the Phase IIB study</w:t>
             </w:r>
           </w:p>
           <w:p>
@@ -4884,7 +4906,51 @@
                 <w:i w:val="0"/>
                 <w:sz w:val="18"/>
               </w:rPr>
-              <w:t>Book HLTH meetings with buyers and investors</w:t>
+              <w:t>Continue investor conversations</w:t>
+            </w:r>
+          </w:p>
+          <w:p>
+            <w:pPr>
+              <w:spacing w:before="0" w:after="30" w:lineRule="exact" w:line="209"/>
+              <w:ind w:left="140" w:hanging="140"/>
+              <w:jc w:val="left"/>
+            </w:pPr>
+            <w:r>
+              <w:rPr>
+                <w:color w:val="14453F"/>
+                <w:sz w:val="18"/>
+              </w:rPr>
+              <w:t xml:space="preserve">• </w:t>
+            </w:r>
+            <w:r>
+              <w:rPr>
+                <w:b w:val="0"/>
+                <w:i w:val="0"/>
+                <w:sz w:val="18"/>
+              </w:rPr>
+              <w:t>Continue buyer conversations</w:t>
+            </w:r>
+          </w:p>
+          <w:p>
+            <w:pPr>
+              <w:spacing w:before="0" w:after="30" w:lineRule="exact" w:line="209"/>
+              <w:ind w:left="140" w:hanging="140"/>
+              <w:jc w:val="left"/>
+            </w:pPr>
+            <w:r>
+              <w:rPr>
+                <w:color w:val="14453F"/>
+                <w:sz w:val="18"/>
+              </w:rPr>
+              <w:t xml:space="preserve">• </w:t>
+            </w:r>
+            <w:r>
+              <w:rPr>
+                <w:b w:val="0"/>
+                <w:i w:val="0"/>
+                <w:sz w:val="18"/>
+              </w:rPr>
+              <w:t>Plan HLTH meetings with buyers and investors</w:t>
             </w:r>
           </w:p>
         </w:tc>
@@ -5109,7 +5175,7 @@
                 <w:i w:val="0"/>
                 <w:sz w:val="18"/>
               </w:rPr>
-              <w:t>Draft the application; lock the HLTH schedule</w:t>
+              <w:t>Draft the application</w:t>
             </w:r>
           </w:p>
         </w:tc>
@@ -5140,7 +5206,7 @@
                 <w:i w:val="0"/>
                 <w:sz w:val="18"/>
               </w:rPr>
-              <w:t>Draft Research Strategy and Commercialization Plan from the evidence to date, so HLTH is pitched from a written thesis rather than an improvised one</w:t>
+              <w:t>Draft the Research Strategy and Commercialization Plan</w:t>
             </w:r>
           </w:p>
           <w:p>
@@ -5162,7 +5228,7 @@
                 <w:i w:val="0"/>
                 <w:sz w:val="18"/>
               </w:rPr>
-              <w:t>State the proportionality answer explicitly, why $4 million against the modeled run rate</w:t>
+              <w:t>Continue provider sales</w:t>
             </w:r>
           </w:p>
           <w:p>
@@ -5184,7 +5250,51 @@
                 <w:i w:val="0"/>
                 <w:sz w:val="18"/>
               </w:rPr>
-              <w:t>Confirm every HLTH meeting and what each one is being asked for</w:t>
+              <w:t>Continue the Phase IIB study</w:t>
+            </w:r>
+          </w:p>
+          <w:p>
+            <w:pPr>
+              <w:spacing w:before="0" w:after="30" w:lineRule="exact" w:line="209"/>
+              <w:ind w:left="140" w:hanging="140"/>
+              <w:jc w:val="left"/>
+            </w:pPr>
+            <w:r>
+              <w:rPr>
+                <w:color w:val="14453F"/>
+                <w:sz w:val="18"/>
+              </w:rPr>
+              <w:t xml:space="preserve">• </w:t>
+            </w:r>
+            <w:r>
+              <w:rPr>
+                <w:b w:val="0"/>
+                <w:i w:val="0"/>
+                <w:sz w:val="18"/>
+              </w:rPr>
+              <w:t>Continue investor conversations</w:t>
+            </w:r>
+          </w:p>
+          <w:p>
+            <w:pPr>
+              <w:spacing w:before="0" w:after="30" w:lineRule="exact" w:line="209"/>
+              <w:ind w:left="140" w:hanging="140"/>
+              <w:jc w:val="left"/>
+            </w:pPr>
+            <w:r>
+              <w:rPr>
+                <w:color w:val="14453F"/>
+                <w:sz w:val="18"/>
+              </w:rPr>
+              <w:t xml:space="preserve">• </w:t>
+            </w:r>
+            <w:r>
+              <w:rPr>
+                <w:b w:val="0"/>
+                <w:i w:val="0"/>
+                <w:sz w:val="18"/>
+              </w:rPr>
+              <w:t>Continue buyer conversations</w:t>
             </w:r>
           </w:p>
         </w:tc>
@@ -5290,6 +5400,28 @@
                 <w:i w:val="0"/>
                 <w:sz w:val="18"/>
               </w:rPr>
+              <w:t>Continue drafting the Research Strategy and Commercialization Plan</w:t>
+            </w:r>
+          </w:p>
+          <w:p>
+            <w:pPr>
+              <w:spacing w:before="0" w:after="30" w:lineRule="exact" w:line="209"/>
+              <w:ind w:left="140" w:hanging="140"/>
+              <w:jc w:val="left"/>
+            </w:pPr>
+            <w:r>
+              <w:rPr>
+                <w:color w:val="14453F"/>
+                <w:sz w:val="18"/>
+              </w:rPr>
+              <w:t xml:space="preserve">• </w:t>
+            </w:r>
+            <w:r>
+              <w:rPr>
+                <w:b w:val="0"/>
+                <w:i w:val="0"/>
+                <w:sz w:val="18"/>
+              </w:rPr>
               <w:t>Buyer and investor meetings against the prepared ask</w:t>
             </w:r>
           </w:p>
@@ -5312,7 +5444,7 @@
                 <w:i w:val="0"/>
                 <w:sz w:val="18"/>
               </w:rPr>
-              <w:t>Ask for written milestone-conditional interest rather than endorsement</w:t>
+              <w:t>Continue provider sales</w:t>
             </w:r>
           </w:p>
           <w:p>
@@ -5334,29 +5466,7 @@
                 <w:i w:val="0"/>
                 <w:sz w:val="18"/>
               </w:rPr>
-              <w:t>Where a buyer raises a small paid pilot, pursue it ahead of the letter</w:t>
-            </w:r>
-          </w:p>
-          <w:p>
-            <w:pPr>
-              <w:spacing w:before="0" w:after="30" w:lineRule="exact" w:line="209"/>
-              <w:ind w:left="140" w:hanging="140"/>
-              <w:jc w:val="left"/>
-            </w:pPr>
-            <w:r>
-              <w:rPr>
-                <w:color w:val="14453F"/>
-                <w:sz w:val="18"/>
-              </w:rPr>
-              <w:t xml:space="preserve">• </w:t>
-            </w:r>
-            <w:r>
-              <w:rPr>
-                <w:b w:val="0"/>
-                <w:i w:val="0"/>
-                <w:sz w:val="18"/>
-              </w:rPr>
-              <w:t>Capture objections and the evidence each one would need</w:t>
+              <w:t>Continue the Phase IIB study</w:t>
             </w:r>
           </w:p>
         </w:tc>
@@ -5431,7 +5541,7 @@
                 <w:i w:val="0"/>
                 <w:sz w:val="18"/>
               </w:rPr>
-              <w:t>Hold the line; follow up HLTH</w:t>
+              <w:t>Hold the line</w:t>
             </w:r>
           </w:p>
         </w:tc>
@@ -5449,28 +5559,6 @@
               <w:jc w:val="left"/>
             </w:pPr>
             <w:r/>
-            <w:r>
-              <w:rPr>
-                <w:color w:val="14453F"/>
-                <w:sz w:val="18"/>
-              </w:rPr>
-              <w:t xml:space="preserve">• </w:t>
-            </w:r>
-            <w:r>
-              <w:rPr>
-                <w:b w:val="0"/>
-                <w:i w:val="0"/>
-                <w:sz w:val="18"/>
-              </w:rPr>
-              <w:t>Follow up every HLTH conversation within five days, which falls inside this week and is the one thing that cannot wait</w:t>
-            </w:r>
-          </w:p>
-          <w:p>
-            <w:pPr>
-              <w:spacing w:before="0" w:after="30" w:lineRule="exact" w:line="209"/>
-              <w:ind w:left="140" w:hanging="140"/>
-              <w:jc w:val="left"/>
-            </w:pPr>
             <w:r>
               <w:rPr>
                 <w:color w:val="14453F"/>
@@ -5612,6 +5700,28 @@
                 <w:i w:val="0"/>
                 <w:sz w:val="18"/>
               </w:rPr>
+              <w:t>Continue drafting the Research Strategy and Commercialization Plan</w:t>
+            </w:r>
+          </w:p>
+          <w:p>
+            <w:pPr>
+              <w:spacing w:before="0" w:after="30" w:lineRule="exact" w:line="209"/>
+              <w:ind w:left="140" w:hanging="140"/>
+              <w:jc w:val="left"/>
+            </w:pPr>
+            <w:r>
+              <w:rPr>
+                <w:color w:val="14453F"/>
+                <w:sz w:val="18"/>
+              </w:rPr>
+              <w:t xml:space="preserve">• </w:t>
+            </w:r>
+            <w:r>
+              <w:rPr>
+                <w:b w:val="0"/>
+                <w:i w:val="0"/>
+                <w:sz w:val="18"/>
+              </w:rPr>
               <w:t>Move buyers toward a signed letter of intent</w:t>
             </w:r>
           </w:p>
@@ -5656,7 +5766,7 @@
                 <w:i w:val="0"/>
                 <w:sz w:val="18"/>
               </w:rPr>
-              <w:t>Record what each declined and why</w:t>
+              <w:t>Record retention and repeat purchase</w:t>
             </w:r>
           </w:p>
           <w:p>
@@ -5678,7 +5788,7 @@
                 <w:i w:val="0"/>
                 <w:sz w:val="18"/>
               </w:rPr>
-              <w:t>Show retention and repeat purchase</w:t>
+              <w:t>Consolidate the Phase IIB study and V&amp;V data</w:t>
             </w:r>
           </w:p>
           <w:p>
@@ -5700,7 +5810,7 @@
                 <w:i w:val="0"/>
                 <w:sz w:val="18"/>
               </w:rPr>
-              <w:t>Consolidate CareNavigator V&amp;V data and the care-establishment count</w:t>
+              <w:t>Continue provider sales</w:t>
             </w:r>
           </w:p>
         </w:tc>
@@ -5806,7 +5916,7 @@
                 <w:i w:val="0"/>
                 <w:sz w:val="18"/>
               </w:rPr>
-              <w:t>Freeze core traction and study numbers</w:t>
+              <w:t>Finish the Phase IIB study and lock the numbers</w:t>
             </w:r>
           </w:p>
           <w:p>
@@ -5828,7 +5938,7 @@
                 <w:i w:val="0"/>
                 <w:sz w:val="18"/>
               </w:rPr>
-              <w:t>Finalize buyer-informed CRP design</w:t>
+              <w:t>Finalize the buyer-informed CRP design</w:t>
             </w:r>
           </w:p>
           <w:p>
@@ -5872,7 +5982,7 @@
                 <w:i w:val="0"/>
                 <w:sz w:val="18"/>
               </w:rPr>
-              <w:t>Execute any paid engagement now rather than in January</w:t>
+              <w:t>Continue provider sales</w:t>
             </w:r>
           </w:p>
         </w:tc>
@@ -6022,7 +6132,7 @@
                 <w:i w:val="0"/>
                 <w:sz w:val="18"/>
               </w:rPr>
-              <w:t>Finalize scorecard and report honestly which rows were retired and which were not</w:t>
+              <w:t>Continue provider sales</w:t>
             </w:r>
           </w:p>
         </w:tc>
@@ -6128,6 +6238,28 @@
                 <w:i w:val="0"/>
                 <w:sz w:val="18"/>
               </w:rPr>
+              <w:t>Christmas holiday week</w:t>
+            </w:r>
+          </w:p>
+          <w:p>
+            <w:pPr>
+              <w:spacing w:before="0" w:after="30" w:lineRule="exact" w:line="209"/>
+              <w:ind w:left="140" w:hanging="140"/>
+              <w:jc w:val="left"/>
+            </w:pPr>
+            <w:r>
+              <w:rPr>
+                <w:color w:val="14453F"/>
+                <w:sz w:val="18"/>
+              </w:rPr>
+              <w:t xml:space="preserve">• </w:t>
+            </w:r>
+            <w:r>
+              <w:rPr>
+                <w:b w:val="0"/>
+                <w:i w:val="0"/>
+                <w:sz w:val="18"/>
+              </w:rPr>
               <w:t>Resolve remaining material gaps</w:t>
             </w:r>
           </w:p>
@@ -6150,29 +6282,7 @@
                 <w:i w:val="0"/>
                 <w:sz w:val="18"/>
               </w:rPr>
-              <w:t>Avoid starting new initiatives</w:t>
-            </w:r>
-          </w:p>
-          <w:p>
-            <w:pPr>
-              <w:spacing w:before="0" w:after="30" w:lineRule="exact" w:line="209"/>
-              <w:ind w:left="140" w:hanging="140"/>
-              <w:jc w:val="left"/>
-            </w:pPr>
-            <w:r>
-              <w:rPr>
-                <w:color w:val="14453F"/>
-                <w:sz w:val="18"/>
-              </w:rPr>
-              <w:t xml:space="preserve">• </w:t>
-            </w:r>
-            <w:r>
-              <w:rPr>
-                <w:b w:val="0"/>
-                <w:i w:val="0"/>
-                <w:sz w:val="18"/>
-              </w:rPr>
-              <w:t>Proof and reconcile application</w:t>
+              <w:t>Proof and reconcile the application</w:t>
             </w:r>
           </w:p>
         </w:tc>
@@ -6278,6 +6388,28 @@
                 <w:i w:val="0"/>
                 <w:sz w:val="18"/>
               </w:rPr>
+              <w:t>New Year holiday week</w:t>
+            </w:r>
+          </w:p>
+          <w:p>
+            <w:pPr>
+              <w:spacing w:before="0" w:after="30" w:lineRule="exact" w:line="209"/>
+              <w:ind w:left="140" w:hanging="140"/>
+              <w:jc w:val="left"/>
+            </w:pPr>
+            <w:r>
+              <w:rPr>
+                <w:color w:val="14453F"/>
+                <w:sz w:val="18"/>
+              </w:rPr>
+              <w:t xml:space="preserve">• </w:t>
+            </w:r>
+            <w:r>
+              <w:rPr>
+                <w:b w:val="0"/>
+                <w:i w:val="0"/>
+                <w:sz w:val="18"/>
+              </w:rPr>
               <w:t>Final compliance check</w:t>
             </w:r>
           </w:p>
@@ -6322,7 +6454,7 @@
                 <w:i w:val="0"/>
                 <w:sz w:val="18"/>
               </w:rPr>
-              <w:t>Submit</w:t>
+              <w:t>Submit the CRP application</w:t>
             </w:r>
           </w:p>
         </w:tc>

--- a/docs/crp/passes/pre-crp-v4-src/Olera_Pre_CRP_RD_Commercialization_and_Execution_Plan.docx
+++ b/docs/crp/passes/pre-crp-v4-src/Olera_Pre_CRP_RD_Commercialization_and_Execution_Plan.docx
@@ -3232,8 +3232,8 @@
       <w:tblGrid>
         <w:gridCol w:w="756"/>
         <w:gridCol w:w="1296"/>
-        <w:gridCol w:w="2268"/>
-        <w:gridCol w:w="6480"/>
+        <w:gridCol w:w="1944"/>
+        <w:gridCol w:w="6804"/>
       </w:tblGrid>
       <w:tr>
         <w:trPr>
@@ -3292,7 +3292,7 @@
         </w:tc>
         <w:tc>
           <w:tcPr>
-            <w:tcW w:type="dxa" w:w="2268"/>
+            <w:tcW w:type="dxa" w:w="1944"/>
             <w:tcBorders>
               <w:bottom w:val="single" w:sz="8" w:space="0" w:color="14453F"/>
             </w:tcBorders>
@@ -3317,7 +3317,7 @@
         </w:tc>
         <w:tc>
           <w:tcPr>
-            <w:tcW w:type="dxa" w:w="6480"/>
+            <w:tcW w:type="dxa" w:w="6804"/>
             <w:tcBorders>
               <w:bottom w:val="single" w:sz="8" w:space="0" w:color="14453F"/>
             </w:tcBorders>
@@ -3394,7 +3394,7 @@
         </w:tc>
         <w:tc>
           <w:tcPr>
-            <w:tcW w:type="dxa" w:w="2268"/>
+            <w:tcW w:type="dxa" w:w="1944"/>
             <w:tcBorders>
               <w:bottom w:val="single" w:sz="2" w:space="0" w:color="B9C4BD"/>
             </w:tcBorders>
@@ -3411,13 +3411,13 @@
                 <w:i w:val="0"/>
                 <w:sz w:val="18"/>
               </w:rPr>
-              <w:t>Decide on direction</w:t>
+              <w:t>Set direction</w:t>
             </w:r>
           </w:p>
         </w:tc>
         <w:tc>
           <w:tcPr>
-            <w:tcW w:type="dxa" w:w="6480"/>
+            <w:tcW w:type="dxa" w:w="6804"/>
             <w:tcBorders>
               <w:bottom w:val="single" w:sz="2" w:space="0" w:color="B9C4BD"/>
             </w:tcBorders>
@@ -3544,7 +3544,7 @@
         </w:tc>
         <w:tc>
           <w:tcPr>
-            <w:tcW w:type="dxa" w:w="2268"/>
+            <w:tcW w:type="dxa" w:w="1944"/>
             <w:tcBorders>
               <w:bottom w:val="single" w:sz="2" w:space="0" w:color="B9C4BD"/>
             </w:tcBorders>
@@ -3561,13 +3561,13 @@
                 <w:i w:val="0"/>
                 <w:sz w:val="18"/>
               </w:rPr>
-              <w:t>Prepare the offers, the interviews, and the build</w:t>
+              <w:t>Prepare to launch</w:t>
             </w:r>
           </w:p>
         </w:tc>
         <w:tc>
           <w:tcPr>
-            <w:tcW w:type="dxa" w:w="6480"/>
+            <w:tcW w:type="dxa" w:w="6804"/>
             <w:tcBorders>
               <w:bottom w:val="single" w:sz="2" w:space="0" w:color="B9C4BD"/>
             </w:tcBorders>
@@ -3614,7 +3614,7 @@
                 <w:i w:val="0"/>
                 <w:sz w:val="18"/>
               </w:rPr>
-              <w:t>Finalize the Client Growth customer acquisition strategy</w:t>
+              <w:t>Finalize the Client Growth acquisition strategy</w:t>
             </w:r>
           </w:p>
           <w:p>
@@ -3658,7 +3658,7 @@
                 <w:i w:val="0"/>
                 <w:sz w:val="18"/>
               </w:rPr>
-              <w:t>Build the target agency list for Client Growth and Staffing</w:t>
+              <w:t>Build the target agency list for both products</w:t>
             </w:r>
           </w:p>
           <w:p>
@@ -3746,7 +3746,7 @@
                 <w:i w:val="0"/>
                 <w:sz w:val="18"/>
               </w:rPr>
-              <w:t>Design the CareNavigator first generation</w:t>
+              <w:t>Design CareNavigator Gen 1</w:t>
             </w:r>
           </w:p>
         </w:tc>
@@ -3804,7 +3804,7 @@
         </w:tc>
         <w:tc>
           <w:tcPr>
-            <w:tcW w:type="dxa" w:w="2268"/>
+            <w:tcW w:type="dxa" w:w="1944"/>
             <w:tcBorders>
               <w:bottom w:val="single" w:sz="2" w:space="0" w:color="B9C4BD"/>
             </w:tcBorders>
@@ -3821,13 +3821,13 @@
                 <w:i w:val="0"/>
                 <w:sz w:val="18"/>
               </w:rPr>
-              <w:t>Start selling provider products</w:t>
+              <w:t>Start selling</w:t>
             </w:r>
           </w:p>
         </w:tc>
         <w:tc>
           <w:tcPr>
-            <w:tcW w:type="dxa" w:w="6480"/>
+            <w:tcW w:type="dxa" w:w="6804"/>
             <w:tcBorders>
               <w:bottom w:val="single" w:sz="2" w:space="0" w:color="B9C4BD"/>
             </w:tcBorders>
@@ -3874,7 +3874,7 @@
                 <w:i w:val="0"/>
                 <w:sz w:val="18"/>
               </w:rPr>
-              <w:t>Work Nashville Healthcare Sessions, September 13 to 15, for institutional buyer and investor introductions</w:t>
+              <w:t>Work Nashville Healthcare Sessions, September 13 to 15, for buyer and investor introductions</w:t>
             </w:r>
           </w:p>
           <w:p>
@@ -3998,7 +3998,7 @@
         </w:tc>
         <w:tc>
           <w:tcPr>
-            <w:tcW w:type="dxa" w:w="2268"/>
+            <w:tcW w:type="dxa" w:w="1944"/>
             <w:tcBorders>
               <w:bottom w:val="single" w:sz="2" w:space="0" w:color="B9C4BD"/>
             </w:tcBorders>
@@ -4015,13 +4015,13 @@
                 <w:i w:val="0"/>
                 <w:sz w:val="18"/>
               </w:rPr>
-              <w:t>Lock the pre-CRP product plan</w:t>
+              <w:t>Lock the product plan</w:t>
             </w:r>
           </w:p>
         </w:tc>
         <w:tc>
           <w:tcPr>
-            <w:tcW w:type="dxa" w:w="6480"/>
+            <w:tcW w:type="dxa" w:w="6804"/>
             <w:tcBorders>
               <w:bottom w:val="single" w:sz="2" w:space="0" w:color="B9C4BD"/>
             </w:tcBorders>
@@ -4068,7 +4068,7 @@
                 <w:i w:val="0"/>
                 <w:sz w:val="18"/>
               </w:rPr>
-              <w:t>Continue sales</w:t>
+              <w:t>Hold the first buyer interviews</w:t>
             </w:r>
           </w:p>
           <w:p>
@@ -4079,7 +4079,7 @@
             </w:pPr>
             <w:r>
               <w:rPr>
-                <w:color w:val="14453F"/>
+                <w:color w:val="5F6B64"/>
                 <w:sz w:val="18"/>
               </w:rPr>
               <w:t xml:space="preserve">• </w:t>
@@ -4088,9 +4088,10 @@
               <w:rPr>
                 <w:b w:val="0"/>
                 <w:i w:val="0"/>
+                <w:color w:val="5F6B64"/>
                 <w:sz w:val="18"/>
               </w:rPr>
-              <w:t>Conduct first buyer interviews</w:t>
+              <w:t>Continue sales</w:t>
             </w:r>
           </w:p>
         </w:tc>
@@ -4148,7 +4149,7 @@
         </w:tc>
         <w:tc>
           <w:tcPr>
-            <w:tcW w:type="dxa" w:w="2268"/>
+            <w:tcW w:type="dxa" w:w="1944"/>
             <w:tcBorders>
               <w:bottom w:val="single" w:sz="2" w:space="0" w:color="B9C4BD"/>
             </w:tcBorders>
@@ -4171,7 +4172,7 @@
         </w:tc>
         <w:tc>
           <w:tcPr>
-            <w:tcW w:type="dxa" w:w="6480"/>
+            <w:tcW w:type="dxa" w:w="6804"/>
             <w:tcBorders>
               <w:bottom w:val="single" w:sz="2" w:space="0" w:color="B9C4BD"/>
             </w:tcBorders>
@@ -4196,7 +4197,7 @@
                 <w:i w:val="0"/>
                 <w:sz w:val="18"/>
               </w:rPr>
-              <w:t>Close first paying provider(s)</w:t>
+              <w:t>Close the first paying providers</w:t>
             </w:r>
           </w:p>
           <w:p>
@@ -4240,7 +4241,7 @@
                 <w:i w:val="0"/>
                 <w:sz w:val="18"/>
               </w:rPr>
-              <w:t>Continue buyer interviews</w:t>
+              <w:t>Finish CareNavigator Gen 1 v1</w:t>
             </w:r>
           </w:p>
           <w:p>
@@ -4251,7 +4252,7 @@
             </w:pPr>
             <w:r>
               <w:rPr>
-                <w:color w:val="14453F"/>
+                <w:color w:val="5F6B64"/>
                 <w:sz w:val="18"/>
               </w:rPr>
               <w:t xml:space="preserve">• </w:t>
@@ -4260,9 +4261,10 @@
               <w:rPr>
                 <w:b w:val="0"/>
                 <w:i w:val="0"/>
+                <w:color w:val="5F6B64"/>
                 <w:sz w:val="18"/>
               </w:rPr>
-              <w:t>Finish CareNavigator Gen 1 v1</w:t>
+              <w:t>Continue buyer interviews</w:t>
             </w:r>
           </w:p>
         </w:tc>
@@ -4320,7 +4322,7 @@
         </w:tc>
         <w:tc>
           <w:tcPr>
-            <w:tcW w:type="dxa" w:w="2268"/>
+            <w:tcW w:type="dxa" w:w="1944"/>
             <w:tcBorders>
               <w:bottom w:val="single" w:sz="2" w:space="0" w:color="B9C4BD"/>
             </w:tcBorders>
@@ -4337,13 +4339,13 @@
                 <w:i w:val="0"/>
                 <w:sz w:val="18"/>
               </w:rPr>
-              <w:t>Open the financing conversation; start the study</w:t>
+              <w:t>Open financing; start the study</w:t>
             </w:r>
           </w:p>
         </w:tc>
         <w:tc>
           <w:tcPr>
-            <w:tcW w:type="dxa" w:w="6480"/>
+            <w:tcW w:type="dxa" w:w="6804"/>
             <w:tcBorders>
               <w:bottom w:val="single" w:sz="2" w:space="0" w:color="B9C4BD"/>
             </w:tcBorders>
@@ -4355,28 +4357,6 @@
               <w:jc w:val="left"/>
             </w:pPr>
             <w:r/>
-            <w:r>
-              <w:rPr>
-                <w:color w:val="14453F"/>
-                <w:sz w:val="18"/>
-              </w:rPr>
-              <w:t xml:space="preserve">• </w:t>
-            </w:r>
-            <w:r>
-              <w:rPr>
-                <w:b w:val="0"/>
-                <w:i w:val="0"/>
-                <w:sz w:val="18"/>
-              </w:rPr>
-              <w:t>Complete study-ready CareNavigator workflows</w:t>
-            </w:r>
-          </w:p>
-          <w:p>
-            <w:pPr>
-              <w:spacing w:before="0" w:after="30" w:lineRule="exact" w:line="209"/>
-              <w:ind w:left="140" w:hanging="140"/>
-              <w:jc w:val="left"/>
-            </w:pPr>
             <w:r>
               <w:rPr>
                 <w:color w:val="14453F"/>
@@ -4412,7 +4392,7 @@
                 <w:i w:val="0"/>
                 <w:sz w:val="18"/>
               </w:rPr>
-              <w:t>Continue buyer interviews</w:t>
+              <w:t>Begin the Phase IIB family study</w:t>
             </w:r>
           </w:p>
           <w:p>
@@ -4434,7 +4414,30 @@
                 <w:i w:val="0"/>
                 <w:sz w:val="18"/>
               </w:rPr>
-              <w:t>Begin the Phase IIB family study</w:t>
+              <w:t>Complete study-ready CareNavigator workflows</w:t>
+            </w:r>
+          </w:p>
+          <w:p>
+            <w:pPr>
+              <w:spacing w:before="0" w:after="30" w:lineRule="exact" w:line="209"/>
+              <w:ind w:left="140" w:hanging="140"/>
+              <w:jc w:val="left"/>
+            </w:pPr>
+            <w:r>
+              <w:rPr>
+                <w:color w:val="5F6B64"/>
+                <w:sz w:val="18"/>
+              </w:rPr>
+              <w:t xml:space="preserve">• </w:t>
+            </w:r>
+            <w:r>
+              <w:rPr>
+                <w:b w:val="0"/>
+                <w:i w:val="0"/>
+                <w:color w:val="5F6B64"/>
+                <w:sz w:val="18"/>
+              </w:rPr>
+              <w:t>Continue buyer interviews</w:t>
             </w:r>
           </w:p>
         </w:tc>
@@ -4492,7 +4495,7 @@
         </w:tc>
         <w:tc>
           <w:tcPr>
-            <w:tcW w:type="dxa" w:w="2268"/>
+            <w:tcW w:type="dxa" w:w="1944"/>
             <w:tcBorders>
               <w:bottom w:val="single" w:sz="2" w:space="0" w:color="B9C4BD"/>
             </w:tcBorders>
@@ -4515,7 +4518,7 @@
         </w:tc>
         <w:tc>
           <w:tcPr>
-            <w:tcW w:type="dxa" w:w="6480"/>
+            <w:tcW w:type="dxa" w:w="6804"/>
             <w:tcBorders>
               <w:bottom w:val="single" w:sz="2" w:space="0" w:color="B9C4BD"/>
             </w:tcBorders>
@@ -4584,7 +4587,7 @@
                 <w:i w:val="0"/>
                 <w:sz w:val="18"/>
               </w:rPr>
-              <w:t>Ask each buyer what would have to be true for them to put something in writing</w:t>
+              <w:t>Ask each buyer what would have to be true to put something in writing</w:t>
             </w:r>
           </w:p>
         </w:tc>
@@ -4642,7 +4645,7 @@
         </w:tc>
         <w:tc>
           <w:tcPr>
-            <w:tcW w:type="dxa" w:w="2268"/>
+            <w:tcW w:type="dxa" w:w="1944"/>
             <w:tcBorders>
               <w:bottom w:val="single" w:sz="2" w:space="0" w:color="B9C4BD"/>
             </w:tcBorders>
@@ -4665,7 +4668,7 @@
         </w:tc>
         <w:tc>
           <w:tcPr>
-            <w:tcW w:type="dxa" w:w="6480"/>
+            <w:tcW w:type="dxa" w:w="6804"/>
             <w:tcBorders>
               <w:bottom w:val="single" w:sz="2" w:space="0" w:color="B9C4BD"/>
             </w:tcBorders>
@@ -4701,7 +4704,7 @@
             </w:pPr>
             <w:r>
               <w:rPr>
-                <w:color w:val="14453F"/>
+                <w:color w:val="5F6B64"/>
                 <w:sz w:val="18"/>
               </w:rPr>
               <w:t xml:space="preserve">• </w:t>
@@ -4710,6 +4713,7 @@
               <w:rPr>
                 <w:b w:val="0"/>
                 <w:i w:val="0"/>
+                <w:color w:val="5F6B64"/>
                 <w:sz w:val="18"/>
               </w:rPr>
               <w:t>Continue provider sales</w:t>
@@ -4723,7 +4727,7 @@
             </w:pPr>
             <w:r>
               <w:rPr>
-                <w:color w:val="14453F"/>
+                <w:color w:val="5F6B64"/>
                 <w:sz w:val="18"/>
               </w:rPr>
               <w:t xml:space="preserve">• </w:t>
@@ -4732,6 +4736,7 @@
               <w:rPr>
                 <w:b w:val="0"/>
                 <w:i w:val="0"/>
+                <w:color w:val="5F6B64"/>
                 <w:sz w:val="18"/>
               </w:rPr>
               <w:t>Continue the Phase IIB study</w:t>
@@ -4745,7 +4750,7 @@
             </w:pPr>
             <w:r>
               <w:rPr>
-                <w:color w:val="14453F"/>
+                <w:color w:val="5F6B64"/>
                 <w:sz w:val="18"/>
               </w:rPr>
               <w:t xml:space="preserve">• </w:t>
@@ -4754,6 +4759,7 @@
               <w:rPr>
                 <w:b w:val="0"/>
                 <w:i w:val="0"/>
+                <w:color w:val="5F6B64"/>
                 <w:sz w:val="18"/>
               </w:rPr>
               <w:t>Continue investor conversations</w:t>
@@ -4814,7 +4820,7 @@
         </w:tc>
         <w:tc>
           <w:tcPr>
-            <w:tcW w:type="dxa" w:w="2268"/>
+            <w:tcW w:type="dxa" w:w="1944"/>
             <w:tcBorders>
               <w:bottom w:val="single" w:sz="2" w:space="0" w:color="B9C4BD"/>
             </w:tcBorders>
@@ -4831,13 +4837,13 @@
                 <w:i w:val="0"/>
                 <w:sz w:val="18"/>
               </w:rPr>
-              <w:t>Month 2 review; plan HLTH</w:t>
+              <w:t>Month 2 review</w:t>
             </w:r>
           </w:p>
         </w:tc>
         <w:tc>
           <w:tcPr>
-            <w:tcW w:type="dxa" w:w="6480"/>
+            <w:tcW w:type="dxa" w:w="6804"/>
             <w:tcBorders>
               <w:bottom w:val="single" w:sz="2" w:space="0" w:color="B9C4BD"/>
             </w:tcBorders>
@@ -4862,6 +4868,29 @@
                 <w:i w:val="0"/>
                 <w:sz w:val="18"/>
               </w:rPr>
+              <w:t>Plan HLTH meetings with buyers and investors</w:t>
+            </w:r>
+          </w:p>
+          <w:p>
+            <w:pPr>
+              <w:spacing w:before="0" w:after="30" w:lineRule="exact" w:line="209"/>
+              <w:ind w:left="140" w:hanging="140"/>
+              <w:jc w:val="left"/>
+            </w:pPr>
+            <w:r>
+              <w:rPr>
+                <w:color w:val="5F6B64"/>
+                <w:sz w:val="18"/>
+              </w:rPr>
+              <w:t xml:space="preserve">• </w:t>
+            </w:r>
+            <w:r>
+              <w:rPr>
+                <w:b w:val="0"/>
+                <w:i w:val="0"/>
+                <w:color w:val="5F6B64"/>
+                <w:sz w:val="18"/>
+              </w:rPr>
               <w:t>Continue provider sales</w:t>
             </w:r>
           </w:p>
@@ -4873,7 +4902,7 @@
             </w:pPr>
             <w:r>
               <w:rPr>
-                <w:color w:val="14453F"/>
+                <w:color w:val="5F6B64"/>
                 <w:sz w:val="18"/>
               </w:rPr>
               <w:t xml:space="preserve">• </w:t>
@@ -4882,6 +4911,7 @@
               <w:rPr>
                 <w:b w:val="0"/>
                 <w:i w:val="0"/>
+                <w:color w:val="5F6B64"/>
                 <w:sz w:val="18"/>
               </w:rPr>
               <w:t>Continue the Phase IIB study</w:t>
@@ -4895,7 +4925,7 @@
             </w:pPr>
             <w:r>
               <w:rPr>
-                <w:color w:val="14453F"/>
+                <w:color w:val="5F6B64"/>
                 <w:sz w:val="18"/>
               </w:rPr>
               <w:t xml:space="preserve">• </w:t>
@@ -4904,6 +4934,7 @@
               <w:rPr>
                 <w:b w:val="0"/>
                 <w:i w:val="0"/>
+                <w:color w:val="5F6B64"/>
                 <w:sz w:val="18"/>
               </w:rPr>
               <w:t>Continue investor conversations</w:t>
@@ -4917,7 +4948,7 @@
             </w:pPr>
             <w:r>
               <w:rPr>
-                <w:color w:val="14453F"/>
+                <w:color w:val="5F6B64"/>
                 <w:sz w:val="18"/>
               </w:rPr>
               <w:t xml:space="preserve">• </w:t>
@@ -4926,31 +4957,10 @@
               <w:rPr>
                 <w:b w:val="0"/>
                 <w:i w:val="0"/>
+                <w:color w:val="5F6B64"/>
                 <w:sz w:val="18"/>
               </w:rPr>
               <w:t>Continue buyer conversations</w:t>
-            </w:r>
-          </w:p>
-          <w:p>
-            <w:pPr>
-              <w:spacing w:before="0" w:after="30" w:lineRule="exact" w:line="209"/>
-              <w:ind w:left="140" w:hanging="140"/>
-              <w:jc w:val="left"/>
-            </w:pPr>
-            <w:r>
-              <w:rPr>
-                <w:color w:val="14453F"/>
-                <w:sz w:val="18"/>
-              </w:rPr>
-              <w:t xml:space="preserve">• </w:t>
-            </w:r>
-            <w:r>
-              <w:rPr>
-                <w:b w:val="0"/>
-                <w:i w:val="0"/>
-                <w:sz w:val="18"/>
-              </w:rPr>
-              <w:t>Plan HLTH meetings with buyers and investors</w:t>
             </w:r>
           </w:p>
         </w:tc>
@@ -5008,7 +5018,7 @@
         </w:tc>
         <w:tc>
           <w:tcPr>
-            <w:tcW w:type="dxa" w:w="2268"/>
+            <w:tcW w:type="dxa" w:w="1944"/>
             <w:tcBorders>
               <w:bottom w:val="single" w:sz="2" w:space="0" w:color="B9C4BD"/>
             </w:tcBorders>
@@ -5031,7 +5041,7 @@
         </w:tc>
         <w:tc>
           <w:tcPr>
-            <w:tcW w:type="dxa" w:w="6480"/>
+            <w:tcW w:type="dxa" w:w="6804"/>
             <w:tcBorders>
               <w:bottom w:val="single" w:sz="2" w:space="0" w:color="B9C4BD"/>
             </w:tcBorders>
@@ -5078,7 +5088,7 @@
                 <w:i w:val="0"/>
                 <w:sz w:val="18"/>
               </w:rPr>
-              <w:t>Finalize the letter of intent and the $4 million financing ask so both are ready to hand over</w:t>
+              <w:t>Finalize the letter of intent and the $4 million ask, ready to hand over</w:t>
             </w:r>
           </w:p>
           <w:p>
@@ -5089,7 +5099,7 @@
             </w:pPr>
             <w:r>
               <w:rPr>
-                <w:color w:val="14453F"/>
+                <w:color w:val="5F6B64"/>
                 <w:sz w:val="18"/>
               </w:rPr>
               <w:t xml:space="preserve">• </w:t>
@@ -5098,6 +5108,7 @@
               <w:rPr>
                 <w:b w:val="0"/>
                 <w:i w:val="0"/>
+                <w:color w:val="5F6B64"/>
                 <w:sz w:val="18"/>
               </w:rPr>
               <w:t>Continue sales and V&amp;V</w:t>
@@ -5158,7 +5169,7 @@
         </w:tc>
         <w:tc>
           <w:tcPr>
-            <w:tcW w:type="dxa" w:w="2268"/>
+            <w:tcW w:type="dxa" w:w="1944"/>
             <w:tcBorders>
               <w:bottom w:val="single" w:sz="2" w:space="0" w:color="B9C4BD"/>
             </w:tcBorders>
@@ -5181,7 +5192,7 @@
         </w:tc>
         <w:tc>
           <w:tcPr>
-            <w:tcW w:type="dxa" w:w="6480"/>
+            <w:tcW w:type="dxa" w:w="6804"/>
             <w:tcBorders>
               <w:bottom w:val="single" w:sz="2" w:space="0" w:color="B9C4BD"/>
             </w:tcBorders>
@@ -5217,7 +5228,7 @@
             </w:pPr>
             <w:r>
               <w:rPr>
-                <w:color w:val="14453F"/>
+                <w:color w:val="5F6B64"/>
                 <w:sz w:val="18"/>
               </w:rPr>
               <w:t xml:space="preserve">• </w:t>
@@ -5226,6 +5237,7 @@
               <w:rPr>
                 <w:b w:val="0"/>
                 <w:i w:val="0"/>
+                <w:color w:val="5F6B64"/>
                 <w:sz w:val="18"/>
               </w:rPr>
               <w:t>Continue provider sales</w:t>
@@ -5239,7 +5251,7 @@
             </w:pPr>
             <w:r>
               <w:rPr>
-                <w:color w:val="14453F"/>
+                <w:color w:val="5F6B64"/>
                 <w:sz w:val="18"/>
               </w:rPr>
               <w:t xml:space="preserve">• </w:t>
@@ -5248,6 +5260,7 @@
               <w:rPr>
                 <w:b w:val="0"/>
                 <w:i w:val="0"/>
+                <w:color w:val="5F6B64"/>
                 <w:sz w:val="18"/>
               </w:rPr>
               <w:t>Continue the Phase IIB study</w:t>
@@ -5261,7 +5274,7 @@
             </w:pPr>
             <w:r>
               <w:rPr>
-                <w:color w:val="14453F"/>
+                <w:color w:val="5F6B64"/>
                 <w:sz w:val="18"/>
               </w:rPr>
               <w:t xml:space="preserve">• </w:t>
@@ -5270,6 +5283,7 @@
               <w:rPr>
                 <w:b w:val="0"/>
                 <w:i w:val="0"/>
+                <w:color w:val="5F6B64"/>
                 <w:sz w:val="18"/>
               </w:rPr>
               <w:t>Continue investor conversations</w:t>
@@ -5283,7 +5297,7 @@
             </w:pPr>
             <w:r>
               <w:rPr>
-                <w:color w:val="14453F"/>
+                <w:color w:val="5F6B64"/>
                 <w:sz w:val="18"/>
               </w:rPr>
               <w:t xml:space="preserve">• </w:t>
@@ -5292,6 +5306,7 @@
               <w:rPr>
                 <w:b w:val="0"/>
                 <w:i w:val="0"/>
+                <w:color w:val="5F6B64"/>
                 <w:sz w:val="18"/>
               </w:rPr>
               <w:t>Continue buyer conversations</w:t>
@@ -5352,7 +5367,7 @@
         </w:tc>
         <w:tc>
           <w:tcPr>
-            <w:tcW w:type="dxa" w:w="2268"/>
+            <w:tcW w:type="dxa" w:w="1944"/>
             <w:tcBorders>
               <w:bottom w:val="single" w:sz="2" w:space="0" w:color="B9C4BD"/>
             </w:tcBorders>
@@ -5375,7 +5390,7 @@
         </w:tc>
         <w:tc>
           <w:tcPr>
-            <w:tcW w:type="dxa" w:w="6480"/>
+            <w:tcW w:type="dxa" w:w="6804"/>
             <w:tcBorders>
               <w:bottom w:val="single" w:sz="2" w:space="0" w:color="B9C4BD"/>
             </w:tcBorders>
@@ -5400,6 +5415,29 @@
                 <w:i w:val="0"/>
                 <w:sz w:val="18"/>
               </w:rPr>
+              <w:t>Hold buyer and investor meetings against the prepared ask</w:t>
+            </w:r>
+          </w:p>
+          <w:p>
+            <w:pPr>
+              <w:spacing w:before="0" w:after="30" w:lineRule="exact" w:line="209"/>
+              <w:ind w:left="140" w:hanging="140"/>
+              <w:jc w:val="left"/>
+            </w:pPr>
+            <w:r>
+              <w:rPr>
+                <w:color w:val="5F6B64"/>
+                <w:sz w:val="18"/>
+              </w:rPr>
+              <w:t xml:space="preserve">• </w:t>
+            </w:r>
+            <w:r>
+              <w:rPr>
+                <w:b w:val="0"/>
+                <w:i w:val="0"/>
+                <w:color w:val="5F6B64"/>
+                <w:sz w:val="18"/>
+              </w:rPr>
               <w:t>Continue drafting the Research Strategy and Commercialization Plan</w:t>
             </w:r>
           </w:p>
@@ -5411,7 +5449,7 @@
             </w:pPr>
             <w:r>
               <w:rPr>
-                <w:color w:val="14453F"/>
+                <w:color w:val="5F6B64"/>
                 <w:sz w:val="18"/>
               </w:rPr>
               <w:t xml:space="preserve">• </w:t>
@@ -5420,28 +5458,7 @@
               <w:rPr>
                 <w:b w:val="0"/>
                 <w:i w:val="0"/>
-                <w:sz w:val="18"/>
-              </w:rPr>
-              <w:t>Buyer and investor meetings against the prepared ask</w:t>
-            </w:r>
-          </w:p>
-          <w:p>
-            <w:pPr>
-              <w:spacing w:before="0" w:after="30" w:lineRule="exact" w:line="209"/>
-              <w:ind w:left="140" w:hanging="140"/>
-              <w:jc w:val="left"/>
-            </w:pPr>
-            <w:r>
-              <w:rPr>
-                <w:color w:val="14453F"/>
-                <w:sz w:val="18"/>
-              </w:rPr>
-              <w:t xml:space="preserve">• </w:t>
-            </w:r>
-            <w:r>
-              <w:rPr>
-                <w:b w:val="0"/>
-                <w:i w:val="0"/>
+                <w:color w:val="5F6B64"/>
                 <w:sz w:val="18"/>
               </w:rPr>
               <w:t>Continue provider sales</w:t>
@@ -5455,7 +5472,7 @@
             </w:pPr>
             <w:r>
               <w:rPr>
-                <w:color w:val="14453F"/>
+                <w:color w:val="5F6B64"/>
                 <w:sz w:val="18"/>
               </w:rPr>
               <w:t xml:space="preserve">• </w:t>
@@ -5464,6 +5481,7 @@
               <w:rPr>
                 <w:b w:val="0"/>
                 <w:i w:val="0"/>
+                <w:color w:val="5F6B64"/>
                 <w:sz w:val="18"/>
               </w:rPr>
               <w:t>Continue the Phase IIB study</w:t>
@@ -5524,7 +5542,7 @@
         </w:tc>
         <w:tc>
           <w:tcPr>
-            <w:tcW w:type="dxa" w:w="2268"/>
+            <w:tcW w:type="dxa" w:w="1944"/>
             <w:tcBorders>
               <w:bottom w:val="single" w:sz="2" w:space="0" w:color="B9C4BD"/>
             </w:tcBorders>
@@ -5547,7 +5565,7 @@
         </w:tc>
         <w:tc>
           <w:tcPr>
-            <w:tcW w:type="dxa" w:w="6480"/>
+            <w:tcW w:type="dxa" w:w="6804"/>
             <w:tcBorders>
               <w:bottom w:val="single" w:sz="2" w:space="0" w:color="B9C4BD"/>
             </w:tcBorders>
@@ -5652,7 +5670,7 @@
         </w:tc>
         <w:tc>
           <w:tcPr>
-            <w:tcW w:type="dxa" w:w="2268"/>
+            <w:tcW w:type="dxa" w:w="1944"/>
             <w:tcBorders>
               <w:bottom w:val="single" w:sz="2" w:space="0" w:color="B9C4BD"/>
             </w:tcBorders>
@@ -5669,13 +5687,13 @@
                 <w:i w:val="0"/>
                 <w:sz w:val="18"/>
               </w:rPr>
-              <w:t>Convert HLTH; prove traction</w:t>
+              <w:t>Convert HLTH</w:t>
             </w:r>
           </w:p>
         </w:tc>
         <w:tc>
           <w:tcPr>
-            <w:tcW w:type="dxa" w:w="6480"/>
+            <w:tcW w:type="dxa" w:w="6804"/>
             <w:tcBorders>
               <w:bottom w:val="single" w:sz="2" w:space="0" w:color="B9C4BD"/>
             </w:tcBorders>
@@ -5687,28 +5705,6 @@
               <w:jc w:val="left"/>
             </w:pPr>
             <w:r/>
-            <w:r>
-              <w:rPr>
-                <w:color w:val="14453F"/>
-                <w:sz w:val="18"/>
-              </w:rPr>
-              <w:t xml:space="preserve">• </w:t>
-            </w:r>
-            <w:r>
-              <w:rPr>
-                <w:b w:val="0"/>
-                <w:i w:val="0"/>
-                <w:sz w:val="18"/>
-              </w:rPr>
-              <w:t>Continue drafting the Research Strategy and Commercialization Plan</w:t>
-            </w:r>
-          </w:p>
-          <w:p>
-            <w:pPr>
-              <w:spacing w:before="0" w:after="30" w:lineRule="exact" w:line="209"/>
-              <w:ind w:left="140" w:hanging="140"/>
-              <w:jc w:val="left"/>
-            </w:pPr>
             <w:r>
               <w:rPr>
                 <w:color w:val="14453F"/>
@@ -5799,7 +5795,7 @@
             </w:pPr>
             <w:r>
               <w:rPr>
-                <w:color w:val="14453F"/>
+                <w:color w:val="5F6B64"/>
                 <w:sz w:val="18"/>
               </w:rPr>
               <w:t xml:space="preserve">• </w:t>
@@ -5808,6 +5804,30 @@
               <w:rPr>
                 <w:b w:val="0"/>
                 <w:i w:val="0"/>
+                <w:color w:val="5F6B64"/>
+                <w:sz w:val="18"/>
+              </w:rPr>
+              <w:t>Continue drafting the Research Strategy and Commercialization Plan</w:t>
+            </w:r>
+          </w:p>
+          <w:p>
+            <w:pPr>
+              <w:spacing w:before="0" w:after="30" w:lineRule="exact" w:line="209"/>
+              <w:ind w:left="140" w:hanging="140"/>
+              <w:jc w:val="left"/>
+            </w:pPr>
+            <w:r>
+              <w:rPr>
+                <w:color w:val="5F6B64"/>
+                <w:sz w:val="18"/>
+              </w:rPr>
+              <w:t xml:space="preserve">• </w:t>
+            </w:r>
+            <w:r>
+              <w:rPr>
+                <w:b w:val="0"/>
+                <w:i w:val="0"/>
+                <w:color w:val="5F6B64"/>
                 <w:sz w:val="18"/>
               </w:rPr>
               <w:t>Continue provider sales</w:t>
@@ -5868,7 +5888,7 @@
         </w:tc>
         <w:tc>
           <w:tcPr>
-            <w:tcW w:type="dxa" w:w="2268"/>
+            <w:tcW w:type="dxa" w:w="1944"/>
             <w:tcBorders>
               <w:bottom w:val="single" w:sz="2" w:space="0" w:color="B9C4BD"/>
             </w:tcBorders>
@@ -5891,7 +5911,7 @@
         </w:tc>
         <w:tc>
           <w:tcPr>
-            <w:tcW w:type="dxa" w:w="6480"/>
+            <w:tcW w:type="dxa" w:w="6804"/>
             <w:tcBorders>
               <w:bottom w:val="single" w:sz="2" w:space="0" w:color="B9C4BD"/>
             </w:tcBorders>
@@ -5971,7 +5991,7 @@
             </w:pPr>
             <w:r>
               <w:rPr>
-                <w:color w:val="14453F"/>
+                <w:color w:val="5F6B64"/>
                 <w:sz w:val="18"/>
               </w:rPr>
               <w:t xml:space="preserve">• </w:t>
@@ -5980,6 +6000,7 @@
               <w:rPr>
                 <w:b w:val="0"/>
                 <w:i w:val="0"/>
+                <w:color w:val="5F6B64"/>
                 <w:sz w:val="18"/>
               </w:rPr>
               <w:t>Continue provider sales</w:t>
@@ -6040,7 +6061,7 @@
         </w:tc>
         <w:tc>
           <w:tcPr>
-            <w:tcW w:type="dxa" w:w="2268"/>
+            <w:tcW w:type="dxa" w:w="1944"/>
             <w:tcBorders>
               <w:bottom w:val="single" w:sz="2" w:space="0" w:color="B9C4BD"/>
             </w:tcBorders>
@@ -6063,7 +6084,7 @@
         </w:tc>
         <w:tc>
           <w:tcPr>
-            <w:tcW w:type="dxa" w:w="6480"/>
+            <w:tcW w:type="dxa" w:w="6804"/>
             <w:tcBorders>
               <w:bottom w:val="single" w:sz="2" w:space="0" w:color="B9C4BD"/>
             </w:tcBorders>
@@ -6121,7 +6142,7 @@
             </w:pPr>
             <w:r>
               <w:rPr>
-                <w:color w:val="14453F"/>
+                <w:color w:val="5F6B64"/>
                 <w:sz w:val="18"/>
               </w:rPr>
               <w:t xml:space="preserve">• </w:t>
@@ -6130,6 +6151,7 @@
               <w:rPr>
                 <w:b w:val="0"/>
                 <w:i w:val="0"/>
+                <w:color w:val="5F6B64"/>
                 <w:sz w:val="18"/>
               </w:rPr>
               <w:t>Continue provider sales</w:t>
@@ -6190,7 +6212,7 @@
         </w:tc>
         <w:tc>
           <w:tcPr>
-            <w:tcW w:type="dxa" w:w="2268"/>
+            <w:tcW w:type="dxa" w:w="1944"/>
             <w:tcBorders>
               <w:bottom w:val="single" w:sz="2" w:space="0" w:color="B9C4BD"/>
             </w:tcBorders>
@@ -6213,7 +6235,7 @@
         </w:tc>
         <w:tc>
           <w:tcPr>
-            <w:tcW w:type="dxa" w:w="6480"/>
+            <w:tcW w:type="dxa" w:w="6804"/>
             <w:tcBorders>
               <w:bottom w:val="single" w:sz="2" w:space="0" w:color="B9C4BD"/>
             </w:tcBorders>
@@ -6340,7 +6362,7 @@
         </w:tc>
         <w:tc>
           <w:tcPr>
-            <w:tcW w:type="dxa" w:w="2268"/>
+            <w:tcW w:type="dxa" w:w="1944"/>
             <w:tcBorders>
               <w:bottom w:val="single" w:sz="8" w:space="0" w:color="14453F"/>
             </w:tcBorders>
@@ -6357,13 +6379,13 @@
                 <w:i w:val="0"/>
                 <w:sz w:val="18"/>
               </w:rPr>
-              <w:t>Wrap up and submit</w:t>
+              <w:t>Submit</w:t>
             </w:r>
           </w:p>
         </w:tc>
         <w:tc>
           <w:tcPr>
-            <w:tcW w:type="dxa" w:w="6480"/>
+            <w:tcW w:type="dxa" w:w="6804"/>
             <w:tcBorders>
               <w:bottom w:val="single" w:sz="8" w:space="0" w:color="14453F"/>
             </w:tcBorders>
